--- a/paper/manuscript_B_adaptive_v1.docx
+++ b/paper/manuscript_B_adaptive_v1.docx
@@ -156,6 +156,42 @@
           <w:sz w:val="22"/>
         </w:rPr>
         <w:t xml:space="preserve"> On the controlled corpus, off-manifold filtering reduces adversarial-passage inclusion from 0.750 to 0.125 against the non-adaptive attacker — a factor of six, and by far the best result in the static evaluation — but rises monotonically to 1.000 by perturbation strength $\lambda = 2$. The representation-conserving defenses, worse than off-manifold filtering at $\lambda = 0$ (0.625), saturate at 1.000 by $\lambda = 0.5$. A ranking derived from the static evaluation would recommend the wrong defense.</w:t>
+      </w:r>
+    </w:p>
+    <w:p>
+      <w:pPr>
+        <w:pStyle w:val="ListNumber"/>
+        <w:spacing w:line="360" w:lineRule="auto"/>
+      </w:pPr>
+      <w:r>
+        <w:rPr>
+          <w:rFonts w:ascii="Times New Roman" w:hAnsi="Times New Roman" w:eastAsia="SimSun"/>
+          <w:b/>
+          <w:sz w:val="22"/>
+        </w:rPr>
+        <w:t>On a real semantic encoder the collapse is abrupt rather than gradual.</w:t>
+      </w:r>
+      <w:r>
+        <w:rPr>
+          <w:rFonts w:ascii="Times New Roman" w:hAnsi="Times New Roman" w:eastAsia="SimSun"/>
+          <w:sz w:val="22"/>
+        </w:rPr>
+        <w:t xml:space="preserve"> Repeating the sweep on GTE-base, every defense goes from its static value to </w:t>
+      </w:r>
+      <w:r>
+        <w:rPr>
+          <w:rFonts w:ascii="Times New Roman" w:hAnsi="Times New Roman" w:eastAsia="SimSun"/>
+          <w:b/>
+          <w:sz w:val="22"/>
+        </w:rPr>
+        <w:t>complete failure at the first perturbation step</w:t>
+      </w:r>
+      <w:r>
+        <w:rPr>
+          <w:rFonts w:ascii="Times New Roman" w:hAnsi="Times New Roman" w:eastAsia="SimSun"/>
+          <w:sz w:val="22"/>
+        </w:rPr>
+        <w:t xml:space="preserve"> ($\lambda = 0.25$), where our own retriever required $\lambda = 1$–$2$. Off-manifold filtering is perfect at $\lambda=0$ (0.000) and fully defeated at $\lambda=0.25$. The hash-based numbers we report elsewhere in this paper are therefore generous to the defenses, not harsh.</w:t>
       </w:r>
     </w:p>
     <w:p>
@@ -2522,7 +2558,7 @@
           <w:b/>
           <w:sz w:val="26"/>
         </w:rPr>
-        <w:t>5.3 The defense's penalty is the attacker's constraint</w:t>
+        <w:t>5.2b The collapse is steeper on a real encoder</w:t>
       </w:r>
     </w:p>
     <w:p>
@@ -2531,57 +2567,7 @@
           <w:rFonts w:ascii="Times New Roman" w:hAnsi="Times New Roman" w:eastAsia="SimSun"/>
           <w:sz w:val="22"/>
         </w:rPr>
-        <w:t>Off-manifold filtering's static advantage is not accidental and not a property of fairness defense: it penalises vectors that leave the corpus manifold, and the projection perturbation places them exactly there. In the static and mildly-adaptive regime the defense is therefore well-matched to the attack.</w:t>
-      </w:r>
-    </w:p>
-    <w:p>
-      <w:r>
-        <w:rPr>
-          <w:rFonts w:ascii="Times New Roman" w:hAnsi="Times New Roman" w:eastAsia="SimSun"/>
-          <w:sz w:val="22"/>
-        </w:rPr>
-        <w:t>The mechanism by which it fails is instructive. The attacker's problem is</w:t>
-      </w:r>
-    </w:p>
-    <w:p>
-      <w:r>
-        <w:rPr>
-          <w:rFonts w:ascii="Times New Roman" w:hAnsi="Times New Roman" w:eastAsia="SimSun"/>
-          <w:sz w:val="22"/>
-        </w:rPr>
-        <w:t>$$\max_{\delta}\ \ \mathrm{sim}(h + \delta, \bar{q}) \quad \text{s.t.} \quad f(h + \delta) \le \tau,$$</w:t>
-      </w:r>
-    </w:p>
-    <w:p>
-      <w:r>
-        <w:rPr>
-          <w:rFonts w:ascii="Times New Roman" w:hAnsi="Times New Roman" w:eastAsia="SimSun"/>
-          <w:sz w:val="22"/>
-        </w:rPr>
-        <w:t xml:space="preserve">where $f$ is the defense's penalty. Because $f$ is a continuous, publicly computable function of $\delta$, this is not a barrier but a constraint set: the attacker selects the largest $\lambda$ whose induced residual still falls within the tolerated band, then pushes $\lambda$ until the low-penalty region is exhausted. The observed monotone rise of </w:t>
-      </w:r>
-      <w:r>
-        <w:rPr>
-          <w:rFonts w:ascii="Consolas" w:hAnsi="Consolas" w:eastAsia="Consolas"/>
-          <w:sz w:val="21"/>
-        </w:rPr>
-        <w:t>poison@k</w:t>
-      </w:r>
-      <w:r>
-        <w:rPr>
-          <w:rFonts w:ascii="Times New Roman" w:hAnsi="Times New Roman" w:eastAsia="SimSun"/>
-          <w:sz w:val="22"/>
-        </w:rPr>
-        <w:t xml:space="preserve"> with $\lambda$ is the signature of an attacker expanding along this constraint until it binds.</w:t>
-      </w:r>
-    </w:p>
-    <w:p>
-      <w:r>
-        <w:rPr>
-          <w:rFonts w:ascii="Times New Roman" w:hAnsi="Times New Roman" w:eastAsia="SimSun"/>
-          <w:sz w:val="22"/>
-        </w:rPr>
-        <w:t xml:space="preserve">This generalises beyond manifold filtering. Any defense whose suspicion score is (i) computable from public information and (ii) continuous in a perturbation the attacker controls is exposed to the same treatment: the score stops being a filter and becomes a feasibility constraint. </w:t>
+        <w:t xml:space="preserve">The results above use our own feature-hashing dense retriever. Because a real semantic encoder differs substantially in how much structure the attacker can exploit, we repeated the adaptive sweep on </w:t>
       </w:r>
       <w:r>
         <w:rPr>
@@ -2589,7 +2575,1156 @@
           <w:b/>
           <w:sz w:val="22"/>
         </w:rPr>
-        <w:t>Publishing the scoring function, which auditability requires, is equivalent to giving the attacker a differentiable objective.</w:t>
+        <w:t>GTE-base</w:t>
+      </w:r>
+      <w:r>
+        <w:rPr>
+          <w:rFonts w:ascii="Times New Roman" w:hAnsi="Times New Roman" w:eastAsia="SimSun"/>
+          <w:sz w:val="22"/>
+        </w:rPr>
+        <w:t xml:space="preserve"> — the backbone used by the closest prior work on fairness-aware retrieval optimisation [5]. The difference is not one of degree.</w:t>
+      </w:r>
+    </w:p>
+    <w:p>
+      <w:r>
+        <w:rPr>
+          <w:rFonts w:ascii="Times New Roman" w:hAnsi="Times New Roman" w:eastAsia="SimSun"/>
+          <w:b/>
+          <w:sz w:val="22"/>
+        </w:rPr>
+        <w:t>Table 2b.</w:t>
+      </w:r>
+      <w:r>
+        <w:rPr>
+          <w:rFonts w:ascii="Times New Roman" w:hAnsi="Times New Roman" w:eastAsia="SimSun"/>
+          <w:sz w:val="22"/>
+        </w:rPr>
+        <w:t xml:space="preserve"> </w:t>
+      </w:r>
+      <w:r>
+        <w:rPr>
+          <w:rFonts w:ascii="Consolas" w:hAnsi="Consolas" w:eastAsia="Consolas"/>
+          <w:sz w:val="21"/>
+        </w:rPr>
+        <w:t>poison@k</w:t>
+      </w:r>
+      <w:r>
+        <w:rPr>
+          <w:rFonts w:ascii="Times New Roman" w:hAnsi="Times New Roman" w:eastAsia="SimSun"/>
+          <w:sz w:val="22"/>
+        </w:rPr>
+        <w:t xml:space="preserve"> under the adaptive attacker, GTE-base versus feature-hashing dense.</w:t>
+      </w:r>
+    </w:p>
+    <w:tbl>
+      <w:tblPr>
+        <w:tblStyle w:val="TableGrid"/>
+        <w:tblW w:type="auto" w:w="0"/>
+        <w:jc w:val="center"/>
+        <w:tblLook w:firstColumn="1" w:firstRow="1" w:lastColumn="0" w:lastRow="0" w:noHBand="0" w:noVBand="1" w:val="04A0"/>
+      </w:tblPr>
+      <w:tblGrid>
+        <w:gridCol w:w="1205"/>
+        <w:gridCol w:w="1205"/>
+        <w:gridCol w:w="1205"/>
+        <w:gridCol w:w="1205"/>
+        <w:gridCol w:w="1205"/>
+        <w:gridCol w:w="1205"/>
+        <w:gridCol w:w="1205"/>
+        <w:gridCol w:w="1205"/>
+      </w:tblGrid>
+      <w:tr>
+        <w:tc>
+          <w:tcPr>
+            <w:tcW w:type="dxa" w:w="1205"/>
+            <w:shd w:val="clear" w:color="auto" w:fill="DCE6F1"/>
+          </w:tcPr>
+          <w:p>
+            <w:pPr>
+              <w:spacing w:line="240" w:lineRule="auto" w:after="0"/>
+            </w:pPr>
+            <w:r>
+              <w:rPr>
+                <w:rFonts w:ascii="Times New Roman" w:hAnsi="Times New Roman" w:eastAsia="SimSun"/>
+                <w:b/>
+                <w:sz w:val="19"/>
+              </w:rPr>
+              <w:t>Defense</w:t>
+            </w:r>
+          </w:p>
+        </w:tc>
+        <w:tc>
+          <w:tcPr>
+            <w:tcW w:type="dxa" w:w="1205"/>
+            <w:shd w:val="clear" w:color="auto" w:fill="DCE6F1"/>
+          </w:tcPr>
+          <w:p>
+            <w:pPr>
+              <w:spacing w:line="240" w:lineRule="auto" w:after="0"/>
+            </w:pPr>
+            <w:r>
+              <w:rPr>
+                <w:rFonts w:ascii="Times New Roman" w:hAnsi="Times New Roman" w:eastAsia="SimSun"/>
+                <w:b/>
+                <w:sz w:val="19"/>
+              </w:rPr>
+              <w:t>backbone</w:t>
+            </w:r>
+          </w:p>
+        </w:tc>
+        <w:tc>
+          <w:tcPr>
+            <w:tcW w:type="dxa" w:w="1205"/>
+            <w:shd w:val="clear" w:color="auto" w:fill="DCE6F1"/>
+          </w:tcPr>
+          <w:p>
+            <w:pPr>
+              <w:spacing w:line="240" w:lineRule="auto" w:after="0"/>
+            </w:pPr>
+            <w:r>
+              <w:rPr>
+                <w:rFonts w:ascii="Times New Roman" w:hAnsi="Times New Roman" w:eastAsia="SimSun"/>
+                <w:b/>
+                <w:sz w:val="19"/>
+              </w:rPr>
+              <w:t>λ=0</w:t>
+            </w:r>
+          </w:p>
+        </w:tc>
+        <w:tc>
+          <w:tcPr>
+            <w:tcW w:type="dxa" w:w="1205"/>
+            <w:shd w:val="clear" w:color="auto" w:fill="DCE6F1"/>
+          </w:tcPr>
+          <w:p>
+            <w:pPr>
+              <w:spacing w:line="240" w:lineRule="auto" w:after="0"/>
+            </w:pPr>
+            <w:r>
+              <w:rPr>
+                <w:rFonts w:ascii="Times New Roman" w:hAnsi="Times New Roman" w:eastAsia="SimSun"/>
+                <w:b/>
+                <w:sz w:val="19"/>
+              </w:rPr>
+              <w:t>λ=0.25</w:t>
+            </w:r>
+          </w:p>
+        </w:tc>
+        <w:tc>
+          <w:tcPr>
+            <w:tcW w:type="dxa" w:w="1205"/>
+            <w:shd w:val="clear" w:color="auto" w:fill="DCE6F1"/>
+          </w:tcPr>
+          <w:p>
+            <w:pPr>
+              <w:spacing w:line="240" w:lineRule="auto" w:after="0"/>
+            </w:pPr>
+            <w:r>
+              <w:rPr>
+                <w:rFonts w:ascii="Times New Roman" w:hAnsi="Times New Roman" w:eastAsia="SimSun"/>
+                <w:b/>
+                <w:sz w:val="19"/>
+              </w:rPr>
+              <w:t>λ=0.5</w:t>
+            </w:r>
+          </w:p>
+        </w:tc>
+        <w:tc>
+          <w:tcPr>
+            <w:tcW w:type="dxa" w:w="1205"/>
+            <w:shd w:val="clear" w:color="auto" w:fill="DCE6F1"/>
+          </w:tcPr>
+          <w:p>
+            <w:pPr>
+              <w:spacing w:line="240" w:lineRule="auto" w:after="0"/>
+            </w:pPr>
+            <w:r>
+              <w:rPr>
+                <w:rFonts w:ascii="Times New Roman" w:hAnsi="Times New Roman" w:eastAsia="SimSun"/>
+                <w:b/>
+                <w:sz w:val="19"/>
+              </w:rPr>
+              <w:t>λ=1</w:t>
+            </w:r>
+          </w:p>
+        </w:tc>
+        <w:tc>
+          <w:tcPr>
+            <w:tcW w:type="dxa" w:w="1205"/>
+            <w:shd w:val="clear" w:color="auto" w:fill="DCE6F1"/>
+          </w:tcPr>
+          <w:p>
+            <w:pPr>
+              <w:spacing w:line="240" w:lineRule="auto" w:after="0"/>
+            </w:pPr>
+            <w:r>
+              <w:rPr>
+                <w:rFonts w:ascii="Times New Roman" w:hAnsi="Times New Roman" w:eastAsia="SimSun"/>
+                <w:b/>
+                <w:sz w:val="19"/>
+              </w:rPr>
+              <w:t>λ=2</w:t>
+            </w:r>
+          </w:p>
+        </w:tc>
+        <w:tc>
+          <w:tcPr>
+            <w:tcW w:type="dxa" w:w="1205"/>
+            <w:shd w:val="clear" w:color="auto" w:fill="DCE6F1"/>
+          </w:tcPr>
+          <w:p>
+            <w:pPr>
+              <w:spacing w:line="240" w:lineRule="auto" w:after="0"/>
+            </w:pPr>
+            <w:r>
+              <w:rPr>
+                <w:rFonts w:ascii="Times New Roman" w:hAnsi="Times New Roman" w:eastAsia="SimSun"/>
+                <w:b/>
+                <w:sz w:val="19"/>
+              </w:rPr>
+              <w:t>λ=4</w:t>
+            </w:r>
+          </w:p>
+        </w:tc>
+      </w:tr>
+      <w:tr>
+        <w:tc>
+          <w:tcPr>
+            <w:tcW w:type="dxa" w:w="1205"/>
+          </w:tcPr>
+          <w:p>
+            <w:pPr>
+              <w:spacing w:line="240" w:lineRule="auto" w:after="0"/>
+            </w:pPr>
+            <w:r>
+              <w:rPr>
+                <w:rFonts w:ascii="Times New Roman" w:hAnsi="Times New Roman" w:eastAsia="SimSun"/>
+                <w:sz w:val="19"/>
+              </w:rPr>
+              <w:t>off-manifold filtering</w:t>
+            </w:r>
+          </w:p>
+        </w:tc>
+        <w:tc>
+          <w:tcPr>
+            <w:tcW w:type="dxa" w:w="1205"/>
+          </w:tcPr>
+          <w:p>
+            <w:pPr>
+              <w:spacing w:line="240" w:lineRule="auto" w:after="0"/>
+            </w:pPr>
+            <w:r>
+              <w:rPr>
+                <w:rFonts w:ascii="Times New Roman" w:hAnsi="Times New Roman" w:eastAsia="SimSun"/>
+                <w:sz w:val="19"/>
+              </w:rPr>
+              <w:t>hash</w:t>
+            </w:r>
+          </w:p>
+        </w:tc>
+        <w:tc>
+          <w:tcPr>
+            <w:tcW w:type="dxa" w:w="1205"/>
+          </w:tcPr>
+          <w:p>
+            <w:pPr>
+              <w:spacing w:line="240" w:lineRule="auto" w:after="0"/>
+            </w:pPr>
+            <w:r>
+              <w:rPr>
+                <w:rFonts w:ascii="Times New Roman" w:hAnsi="Times New Roman" w:eastAsia="SimSun"/>
+                <w:b/>
+                <w:sz w:val="19"/>
+              </w:rPr>
+              <w:t>0.125</w:t>
+            </w:r>
+          </w:p>
+        </w:tc>
+        <w:tc>
+          <w:tcPr>
+            <w:tcW w:type="dxa" w:w="1205"/>
+          </w:tcPr>
+          <w:p>
+            <w:pPr>
+              <w:spacing w:line="240" w:lineRule="auto" w:after="0"/>
+            </w:pPr>
+            <w:r>
+              <w:rPr>
+                <w:rFonts w:ascii="Times New Roman" w:hAnsi="Times New Roman" w:eastAsia="SimSun"/>
+                <w:sz w:val="19"/>
+              </w:rPr>
+              <w:t>0.438</w:t>
+            </w:r>
+          </w:p>
+        </w:tc>
+        <w:tc>
+          <w:tcPr>
+            <w:tcW w:type="dxa" w:w="1205"/>
+          </w:tcPr>
+          <w:p>
+            <w:pPr>
+              <w:spacing w:line="240" w:lineRule="auto" w:after="0"/>
+            </w:pPr>
+            <w:r>
+              <w:rPr>
+                <w:rFonts w:ascii="Times New Roman" w:hAnsi="Times New Roman" w:eastAsia="SimSun"/>
+                <w:sz w:val="19"/>
+              </w:rPr>
+              <w:t>0.750</w:t>
+            </w:r>
+          </w:p>
+        </w:tc>
+        <w:tc>
+          <w:tcPr>
+            <w:tcW w:type="dxa" w:w="1205"/>
+          </w:tcPr>
+          <w:p>
+            <w:pPr>
+              <w:spacing w:line="240" w:lineRule="auto" w:after="0"/>
+            </w:pPr>
+            <w:r>
+              <w:rPr>
+                <w:rFonts w:ascii="Times New Roman" w:hAnsi="Times New Roman" w:eastAsia="SimSun"/>
+                <w:sz w:val="19"/>
+              </w:rPr>
+              <w:t>0.938</w:t>
+            </w:r>
+          </w:p>
+        </w:tc>
+        <w:tc>
+          <w:tcPr>
+            <w:tcW w:type="dxa" w:w="1205"/>
+          </w:tcPr>
+          <w:p>
+            <w:pPr>
+              <w:spacing w:line="240" w:lineRule="auto" w:after="0"/>
+            </w:pPr>
+            <w:r>
+              <w:rPr>
+                <w:rFonts w:ascii="Times New Roman" w:hAnsi="Times New Roman" w:eastAsia="SimSun"/>
+                <w:sz w:val="19"/>
+              </w:rPr>
+              <w:t>1.000</w:t>
+            </w:r>
+          </w:p>
+        </w:tc>
+        <w:tc>
+          <w:tcPr>
+            <w:tcW w:type="dxa" w:w="1205"/>
+          </w:tcPr>
+          <w:p>
+            <w:pPr>
+              <w:spacing w:line="240" w:lineRule="auto" w:after="0"/>
+            </w:pPr>
+            <w:r>
+              <w:rPr>
+                <w:rFonts w:ascii="Times New Roman" w:hAnsi="Times New Roman" w:eastAsia="SimSun"/>
+                <w:sz w:val="19"/>
+              </w:rPr>
+              <w:t>1.000</w:t>
+            </w:r>
+          </w:p>
+        </w:tc>
+      </w:tr>
+      <w:tr>
+        <w:tc>
+          <w:tcPr>
+            <w:tcW w:type="dxa" w:w="1205"/>
+          </w:tcPr>
+          <w:p>
+            <w:pPr>
+              <w:spacing w:line="240" w:lineRule="auto" w:after="0"/>
+            </w:pPr>
+            <w:r>
+              <w:rPr>
+                <w:rFonts w:ascii="Times New Roman" w:hAnsi="Times New Roman" w:eastAsia="SimSun"/>
+                <w:sz w:val="19"/>
+              </w:rPr>
+              <w:t>off-manifold filtering</w:t>
+            </w:r>
+          </w:p>
+        </w:tc>
+        <w:tc>
+          <w:tcPr>
+            <w:tcW w:type="dxa" w:w="1205"/>
+          </w:tcPr>
+          <w:p>
+            <w:pPr>
+              <w:spacing w:line="240" w:lineRule="auto" w:after="0"/>
+            </w:pPr>
+            <w:r>
+              <w:rPr>
+                <w:rFonts w:ascii="Times New Roman" w:hAnsi="Times New Roman" w:eastAsia="SimSun"/>
+                <w:b/>
+                <w:sz w:val="19"/>
+              </w:rPr>
+              <w:t>GTE-base</w:t>
+            </w:r>
+          </w:p>
+        </w:tc>
+        <w:tc>
+          <w:tcPr>
+            <w:tcW w:type="dxa" w:w="1205"/>
+          </w:tcPr>
+          <w:p>
+            <w:pPr>
+              <w:spacing w:line="240" w:lineRule="auto" w:after="0"/>
+            </w:pPr>
+            <w:r>
+              <w:rPr>
+                <w:rFonts w:ascii="Times New Roman" w:hAnsi="Times New Roman" w:eastAsia="SimSun"/>
+                <w:b/>
+                <w:sz w:val="19"/>
+              </w:rPr>
+              <w:t>0.000</w:t>
+            </w:r>
+          </w:p>
+        </w:tc>
+        <w:tc>
+          <w:tcPr>
+            <w:tcW w:type="dxa" w:w="1205"/>
+          </w:tcPr>
+          <w:p>
+            <w:pPr>
+              <w:spacing w:line="240" w:lineRule="auto" w:after="0"/>
+            </w:pPr>
+            <w:r>
+              <w:rPr>
+                <w:rFonts w:ascii="Times New Roman" w:hAnsi="Times New Roman" w:eastAsia="SimSun"/>
+                <w:b/>
+                <w:sz w:val="19"/>
+              </w:rPr>
+              <w:t>1.000</w:t>
+            </w:r>
+          </w:p>
+        </w:tc>
+        <w:tc>
+          <w:tcPr>
+            <w:tcW w:type="dxa" w:w="1205"/>
+          </w:tcPr>
+          <w:p>
+            <w:pPr>
+              <w:spacing w:line="240" w:lineRule="auto" w:after="0"/>
+            </w:pPr>
+            <w:r>
+              <w:rPr>
+                <w:rFonts w:ascii="Times New Roman" w:hAnsi="Times New Roman" w:eastAsia="SimSun"/>
+                <w:sz w:val="19"/>
+              </w:rPr>
+              <w:t>1.000</w:t>
+            </w:r>
+          </w:p>
+        </w:tc>
+        <w:tc>
+          <w:tcPr>
+            <w:tcW w:type="dxa" w:w="1205"/>
+          </w:tcPr>
+          <w:p>
+            <w:pPr>
+              <w:spacing w:line="240" w:lineRule="auto" w:after="0"/>
+            </w:pPr>
+            <w:r>
+              <w:rPr>
+                <w:rFonts w:ascii="Times New Roman" w:hAnsi="Times New Roman" w:eastAsia="SimSun"/>
+                <w:sz w:val="19"/>
+              </w:rPr>
+              <w:t>1.000</w:t>
+            </w:r>
+          </w:p>
+        </w:tc>
+        <w:tc>
+          <w:tcPr>
+            <w:tcW w:type="dxa" w:w="1205"/>
+          </w:tcPr>
+          <w:p>
+            <w:pPr>
+              <w:spacing w:line="240" w:lineRule="auto" w:after="0"/>
+            </w:pPr>
+            <w:r>
+              <w:rPr>
+                <w:rFonts w:ascii="Times New Roman" w:hAnsi="Times New Roman" w:eastAsia="SimSun"/>
+                <w:sz w:val="19"/>
+              </w:rPr>
+              <w:t>1.000</w:t>
+            </w:r>
+          </w:p>
+        </w:tc>
+        <w:tc>
+          <w:tcPr>
+            <w:tcW w:type="dxa" w:w="1205"/>
+          </w:tcPr>
+          <w:p>
+            <w:pPr>
+              <w:spacing w:line="240" w:lineRule="auto" w:after="0"/>
+            </w:pPr>
+            <w:r>
+              <w:rPr>
+                <w:rFonts w:ascii="Times New Roman" w:hAnsi="Times New Roman" w:eastAsia="SimSun"/>
+                <w:sz w:val="19"/>
+              </w:rPr>
+              <w:t>1.000</w:t>
+            </w:r>
+          </w:p>
+        </w:tc>
+      </w:tr>
+      <w:tr>
+        <w:tc>
+          <w:tcPr>
+            <w:tcW w:type="dxa" w:w="1205"/>
+          </w:tcPr>
+          <w:p>
+            <w:pPr>
+              <w:spacing w:line="240" w:lineRule="auto" w:after="0"/>
+            </w:pPr>
+            <w:r>
+              <w:rPr>
+                <w:rFonts w:ascii="Times New Roman" w:hAnsi="Times New Roman" w:eastAsia="SimSun"/>
+                <w:sz w:val="19"/>
+              </w:rPr>
+              <w:t>multi-query consistency</w:t>
+            </w:r>
+          </w:p>
+        </w:tc>
+        <w:tc>
+          <w:tcPr>
+            <w:tcW w:type="dxa" w:w="1205"/>
+          </w:tcPr>
+          <w:p>
+            <w:pPr>
+              <w:spacing w:line="240" w:lineRule="auto" w:after="0"/>
+            </w:pPr>
+            <w:r>
+              <w:rPr>
+                <w:rFonts w:ascii="Times New Roman" w:hAnsi="Times New Roman" w:eastAsia="SimSun"/>
+                <w:sz w:val="19"/>
+              </w:rPr>
+              <w:t>hash</w:t>
+            </w:r>
+          </w:p>
+        </w:tc>
+        <w:tc>
+          <w:tcPr>
+            <w:tcW w:type="dxa" w:w="1205"/>
+          </w:tcPr>
+          <w:p>
+            <w:pPr>
+              <w:spacing w:line="240" w:lineRule="auto" w:after="0"/>
+            </w:pPr>
+            <w:r>
+              <w:rPr>
+                <w:rFonts w:ascii="Times New Roman" w:hAnsi="Times New Roman" w:eastAsia="SimSun"/>
+                <w:sz w:val="19"/>
+              </w:rPr>
+              <w:t>0.729</w:t>
+            </w:r>
+          </w:p>
+        </w:tc>
+        <w:tc>
+          <w:tcPr>
+            <w:tcW w:type="dxa" w:w="1205"/>
+          </w:tcPr>
+          <w:p>
+            <w:pPr>
+              <w:spacing w:line="240" w:lineRule="auto" w:after="0"/>
+            </w:pPr>
+            <w:r>
+              <w:rPr>
+                <w:rFonts w:ascii="Times New Roman" w:hAnsi="Times New Roman" w:eastAsia="SimSun"/>
+                <w:sz w:val="19"/>
+              </w:rPr>
+              <w:t>0.958</w:t>
+            </w:r>
+          </w:p>
+        </w:tc>
+        <w:tc>
+          <w:tcPr>
+            <w:tcW w:type="dxa" w:w="1205"/>
+          </w:tcPr>
+          <w:p>
+            <w:pPr>
+              <w:spacing w:line="240" w:lineRule="auto" w:after="0"/>
+            </w:pPr>
+            <w:r>
+              <w:rPr>
+                <w:rFonts w:ascii="Times New Roman" w:hAnsi="Times New Roman" w:eastAsia="SimSun"/>
+                <w:sz w:val="19"/>
+              </w:rPr>
+              <w:t>1.000</w:t>
+            </w:r>
+          </w:p>
+        </w:tc>
+        <w:tc>
+          <w:tcPr>
+            <w:tcW w:type="dxa" w:w="1205"/>
+          </w:tcPr>
+          <w:p>
+            <w:pPr>
+              <w:spacing w:line="240" w:lineRule="auto" w:after="0"/>
+            </w:pPr>
+            <w:r>
+              <w:rPr>
+                <w:rFonts w:ascii="Times New Roman" w:hAnsi="Times New Roman" w:eastAsia="SimSun"/>
+                <w:sz w:val="19"/>
+              </w:rPr>
+              <w:t>1.000</w:t>
+            </w:r>
+          </w:p>
+        </w:tc>
+        <w:tc>
+          <w:tcPr>
+            <w:tcW w:type="dxa" w:w="1205"/>
+          </w:tcPr>
+          <w:p>
+            <w:pPr>
+              <w:spacing w:line="240" w:lineRule="auto" w:after="0"/>
+            </w:pPr>
+            <w:r>
+              <w:rPr>
+                <w:rFonts w:ascii="Times New Roman" w:hAnsi="Times New Roman" w:eastAsia="SimSun"/>
+                <w:sz w:val="19"/>
+              </w:rPr>
+              <w:t>1.000</w:t>
+            </w:r>
+          </w:p>
+        </w:tc>
+        <w:tc>
+          <w:tcPr>
+            <w:tcW w:type="dxa" w:w="1205"/>
+          </w:tcPr>
+          <w:p>
+            <w:pPr>
+              <w:spacing w:line="240" w:lineRule="auto" w:after="0"/>
+            </w:pPr>
+            <w:r>
+              <w:rPr>
+                <w:rFonts w:ascii="Times New Roman" w:hAnsi="Times New Roman" w:eastAsia="SimSun"/>
+                <w:sz w:val="19"/>
+              </w:rPr>
+              <w:t>1.000</w:t>
+            </w:r>
+          </w:p>
+        </w:tc>
+      </w:tr>
+      <w:tr>
+        <w:tc>
+          <w:tcPr>
+            <w:tcW w:type="dxa" w:w="1205"/>
+          </w:tcPr>
+          <w:p>
+            <w:pPr>
+              <w:spacing w:line="240" w:lineRule="auto" w:after="0"/>
+            </w:pPr>
+            <w:r>
+              <w:rPr>
+                <w:rFonts w:ascii="Times New Roman" w:hAnsi="Times New Roman" w:eastAsia="SimSun"/>
+                <w:sz w:val="19"/>
+              </w:rPr>
+              <w:t>multi-query consistency</w:t>
+            </w:r>
+          </w:p>
+        </w:tc>
+        <w:tc>
+          <w:tcPr>
+            <w:tcW w:type="dxa" w:w="1205"/>
+          </w:tcPr>
+          <w:p>
+            <w:pPr>
+              <w:spacing w:line="240" w:lineRule="auto" w:after="0"/>
+            </w:pPr>
+            <w:r>
+              <w:rPr>
+                <w:rFonts w:ascii="Times New Roman" w:hAnsi="Times New Roman" w:eastAsia="SimSun"/>
+                <w:b/>
+                <w:sz w:val="19"/>
+              </w:rPr>
+              <w:t>GTE-base</w:t>
+            </w:r>
+          </w:p>
+        </w:tc>
+        <w:tc>
+          <w:tcPr>
+            <w:tcW w:type="dxa" w:w="1205"/>
+          </w:tcPr>
+          <w:p>
+            <w:pPr>
+              <w:spacing w:line="240" w:lineRule="auto" w:after="0"/>
+            </w:pPr>
+            <w:r>
+              <w:rPr>
+                <w:rFonts w:ascii="Times New Roman" w:hAnsi="Times New Roman" w:eastAsia="SimSun"/>
+                <w:sz w:val="19"/>
+              </w:rPr>
+              <w:t>0.271</w:t>
+            </w:r>
+          </w:p>
+        </w:tc>
+        <w:tc>
+          <w:tcPr>
+            <w:tcW w:type="dxa" w:w="1205"/>
+          </w:tcPr>
+          <w:p>
+            <w:pPr>
+              <w:spacing w:line="240" w:lineRule="auto" w:after="0"/>
+            </w:pPr>
+            <w:r>
+              <w:rPr>
+                <w:rFonts w:ascii="Times New Roman" w:hAnsi="Times New Roman" w:eastAsia="SimSun"/>
+                <w:b/>
+                <w:sz w:val="19"/>
+              </w:rPr>
+              <w:t>1.000</w:t>
+            </w:r>
+          </w:p>
+        </w:tc>
+        <w:tc>
+          <w:tcPr>
+            <w:tcW w:type="dxa" w:w="1205"/>
+          </w:tcPr>
+          <w:p>
+            <w:pPr>
+              <w:spacing w:line="240" w:lineRule="auto" w:after="0"/>
+            </w:pPr>
+            <w:r>
+              <w:rPr>
+                <w:rFonts w:ascii="Times New Roman" w:hAnsi="Times New Roman" w:eastAsia="SimSun"/>
+                <w:sz w:val="19"/>
+              </w:rPr>
+              <w:t>1.000</w:t>
+            </w:r>
+          </w:p>
+        </w:tc>
+        <w:tc>
+          <w:tcPr>
+            <w:tcW w:type="dxa" w:w="1205"/>
+          </w:tcPr>
+          <w:p>
+            <w:pPr>
+              <w:spacing w:line="240" w:lineRule="auto" w:after="0"/>
+            </w:pPr>
+            <w:r>
+              <w:rPr>
+                <w:rFonts w:ascii="Times New Roman" w:hAnsi="Times New Roman" w:eastAsia="SimSun"/>
+                <w:sz w:val="19"/>
+              </w:rPr>
+              <w:t>1.000</w:t>
+            </w:r>
+          </w:p>
+        </w:tc>
+        <w:tc>
+          <w:tcPr>
+            <w:tcW w:type="dxa" w:w="1205"/>
+          </w:tcPr>
+          <w:p>
+            <w:pPr>
+              <w:spacing w:line="240" w:lineRule="auto" w:after="0"/>
+            </w:pPr>
+            <w:r>
+              <w:rPr>
+                <w:rFonts w:ascii="Times New Roman" w:hAnsi="Times New Roman" w:eastAsia="SimSun"/>
+                <w:sz w:val="19"/>
+              </w:rPr>
+              <w:t>1.000</w:t>
+            </w:r>
+          </w:p>
+        </w:tc>
+        <w:tc>
+          <w:tcPr>
+            <w:tcW w:type="dxa" w:w="1205"/>
+          </w:tcPr>
+          <w:p>
+            <w:pPr>
+              <w:spacing w:line="240" w:lineRule="auto" w:after="0"/>
+            </w:pPr>
+            <w:r>
+              <w:rPr>
+                <w:rFonts w:ascii="Times New Roman" w:hAnsi="Times New Roman" w:eastAsia="SimSun"/>
+                <w:sz w:val="19"/>
+              </w:rPr>
+              <w:t>1.000</w:t>
+            </w:r>
+          </w:p>
+        </w:tc>
+      </w:tr>
+      <w:tr>
+        <w:tc>
+          <w:tcPr>
+            <w:tcW w:type="dxa" w:w="1205"/>
+          </w:tcPr>
+          <w:p>
+            <w:pPr>
+              <w:spacing w:line="240" w:lineRule="auto" w:after="0"/>
+            </w:pPr>
+            <w:r>
+              <w:rPr>
+                <w:rFonts w:ascii="Consolas" w:hAnsi="Consolas" w:eastAsia="Consolas"/>
+                <w:sz w:val="18"/>
+              </w:rPr>
+              <w:t>repr_conserving</w:t>
+            </w:r>
+          </w:p>
+        </w:tc>
+        <w:tc>
+          <w:tcPr>
+            <w:tcW w:type="dxa" w:w="1205"/>
+          </w:tcPr>
+          <w:p>
+            <w:pPr>
+              <w:spacing w:line="240" w:lineRule="auto" w:after="0"/>
+            </w:pPr>
+            <w:r>
+              <w:rPr>
+                <w:rFonts w:ascii="Times New Roman" w:hAnsi="Times New Roman" w:eastAsia="SimSun"/>
+                <w:sz w:val="19"/>
+              </w:rPr>
+              <w:t>hash</w:t>
+            </w:r>
+          </w:p>
+        </w:tc>
+        <w:tc>
+          <w:tcPr>
+            <w:tcW w:type="dxa" w:w="1205"/>
+          </w:tcPr>
+          <w:p>
+            <w:pPr>
+              <w:spacing w:line="240" w:lineRule="auto" w:after="0"/>
+            </w:pPr>
+            <w:r>
+              <w:rPr>
+                <w:rFonts w:ascii="Times New Roman" w:hAnsi="Times New Roman" w:eastAsia="SimSun"/>
+                <w:sz w:val="19"/>
+              </w:rPr>
+              <w:t>0.625</w:t>
+            </w:r>
+          </w:p>
+        </w:tc>
+        <w:tc>
+          <w:tcPr>
+            <w:tcW w:type="dxa" w:w="1205"/>
+          </w:tcPr>
+          <w:p>
+            <w:pPr>
+              <w:spacing w:line="240" w:lineRule="auto" w:after="0"/>
+            </w:pPr>
+            <w:r>
+              <w:rPr>
+                <w:rFonts w:ascii="Times New Roman" w:hAnsi="Times New Roman" w:eastAsia="SimSun"/>
+                <w:sz w:val="19"/>
+              </w:rPr>
+              <w:t>0.875</w:t>
+            </w:r>
+          </w:p>
+        </w:tc>
+        <w:tc>
+          <w:tcPr>
+            <w:tcW w:type="dxa" w:w="1205"/>
+          </w:tcPr>
+          <w:p>
+            <w:pPr>
+              <w:spacing w:line="240" w:lineRule="auto" w:after="0"/>
+            </w:pPr>
+            <w:r>
+              <w:rPr>
+                <w:rFonts w:ascii="Times New Roman" w:hAnsi="Times New Roman" w:eastAsia="SimSun"/>
+                <w:sz w:val="19"/>
+              </w:rPr>
+              <w:t>1.000</w:t>
+            </w:r>
+          </w:p>
+        </w:tc>
+        <w:tc>
+          <w:tcPr>
+            <w:tcW w:type="dxa" w:w="1205"/>
+          </w:tcPr>
+          <w:p>
+            <w:pPr>
+              <w:spacing w:line="240" w:lineRule="auto" w:after="0"/>
+            </w:pPr>
+            <w:r>
+              <w:rPr>
+                <w:rFonts w:ascii="Times New Roman" w:hAnsi="Times New Roman" w:eastAsia="SimSun"/>
+                <w:sz w:val="19"/>
+              </w:rPr>
+              <w:t>1.000</w:t>
+            </w:r>
+          </w:p>
+        </w:tc>
+        <w:tc>
+          <w:tcPr>
+            <w:tcW w:type="dxa" w:w="1205"/>
+          </w:tcPr>
+          <w:p>
+            <w:pPr>
+              <w:spacing w:line="240" w:lineRule="auto" w:after="0"/>
+            </w:pPr>
+            <w:r>
+              <w:rPr>
+                <w:rFonts w:ascii="Times New Roman" w:hAnsi="Times New Roman" w:eastAsia="SimSun"/>
+                <w:sz w:val="19"/>
+              </w:rPr>
+              <w:t>1.000</w:t>
+            </w:r>
+          </w:p>
+        </w:tc>
+        <w:tc>
+          <w:tcPr>
+            <w:tcW w:type="dxa" w:w="1205"/>
+          </w:tcPr>
+          <w:p>
+            <w:pPr>
+              <w:spacing w:line="240" w:lineRule="auto" w:after="0"/>
+            </w:pPr>
+            <w:r>
+              <w:rPr>
+                <w:rFonts w:ascii="Times New Roman" w:hAnsi="Times New Roman" w:eastAsia="SimSun"/>
+                <w:sz w:val="19"/>
+              </w:rPr>
+              <w:t>1.000</w:t>
+            </w:r>
+          </w:p>
+        </w:tc>
+      </w:tr>
+      <w:tr>
+        <w:tc>
+          <w:tcPr>
+            <w:tcW w:type="dxa" w:w="1205"/>
+          </w:tcPr>
+          <w:p>
+            <w:pPr>
+              <w:spacing w:line="240" w:lineRule="auto" w:after="0"/>
+            </w:pPr>
+            <w:r>
+              <w:rPr>
+                <w:rFonts w:ascii="Consolas" w:hAnsi="Consolas" w:eastAsia="Consolas"/>
+                <w:sz w:val="18"/>
+              </w:rPr>
+              <w:t>repr_conserving</w:t>
+            </w:r>
+          </w:p>
+        </w:tc>
+        <w:tc>
+          <w:tcPr>
+            <w:tcW w:type="dxa" w:w="1205"/>
+          </w:tcPr>
+          <w:p>
+            <w:pPr>
+              <w:spacing w:line="240" w:lineRule="auto" w:after="0"/>
+            </w:pPr>
+            <w:r>
+              <w:rPr>
+                <w:rFonts w:ascii="Times New Roman" w:hAnsi="Times New Roman" w:eastAsia="SimSun"/>
+                <w:b/>
+                <w:sz w:val="19"/>
+              </w:rPr>
+              <w:t>GTE-base</w:t>
+            </w:r>
+          </w:p>
+        </w:tc>
+        <w:tc>
+          <w:tcPr>
+            <w:tcW w:type="dxa" w:w="1205"/>
+          </w:tcPr>
+          <w:p>
+            <w:pPr>
+              <w:spacing w:line="240" w:lineRule="auto" w:after="0"/>
+            </w:pPr>
+            <w:r>
+              <w:rPr>
+                <w:rFonts w:ascii="Times New Roman" w:hAnsi="Times New Roman" w:eastAsia="SimSun"/>
+                <w:sz w:val="19"/>
+              </w:rPr>
+              <w:t>0.0625</w:t>
+            </w:r>
+          </w:p>
+        </w:tc>
+        <w:tc>
+          <w:tcPr>
+            <w:tcW w:type="dxa" w:w="1205"/>
+          </w:tcPr>
+          <w:p>
+            <w:pPr>
+              <w:spacing w:line="240" w:lineRule="auto" w:after="0"/>
+            </w:pPr>
+            <w:r>
+              <w:rPr>
+                <w:rFonts w:ascii="Times New Roman" w:hAnsi="Times New Roman" w:eastAsia="SimSun"/>
+                <w:b/>
+                <w:sz w:val="19"/>
+              </w:rPr>
+              <w:t>1.000</w:t>
+            </w:r>
+          </w:p>
+        </w:tc>
+        <w:tc>
+          <w:tcPr>
+            <w:tcW w:type="dxa" w:w="1205"/>
+          </w:tcPr>
+          <w:p>
+            <w:pPr>
+              <w:spacing w:line="240" w:lineRule="auto" w:after="0"/>
+            </w:pPr>
+            <w:r>
+              <w:rPr>
+                <w:rFonts w:ascii="Times New Roman" w:hAnsi="Times New Roman" w:eastAsia="SimSun"/>
+                <w:sz w:val="19"/>
+              </w:rPr>
+              <w:t>1.000</w:t>
+            </w:r>
+          </w:p>
+        </w:tc>
+        <w:tc>
+          <w:tcPr>
+            <w:tcW w:type="dxa" w:w="1205"/>
+          </w:tcPr>
+          <w:p>
+            <w:pPr>
+              <w:spacing w:line="240" w:lineRule="auto" w:after="0"/>
+            </w:pPr>
+            <w:r>
+              <w:rPr>
+                <w:rFonts w:ascii="Times New Roman" w:hAnsi="Times New Roman" w:eastAsia="SimSun"/>
+                <w:sz w:val="19"/>
+              </w:rPr>
+              <w:t>1.000</w:t>
+            </w:r>
+          </w:p>
+        </w:tc>
+        <w:tc>
+          <w:tcPr>
+            <w:tcW w:type="dxa" w:w="1205"/>
+          </w:tcPr>
+          <w:p>
+            <w:pPr>
+              <w:spacing w:line="240" w:lineRule="auto" w:after="0"/>
+            </w:pPr>
+            <w:r>
+              <w:rPr>
+                <w:rFonts w:ascii="Times New Roman" w:hAnsi="Times New Roman" w:eastAsia="SimSun"/>
+                <w:sz w:val="19"/>
+              </w:rPr>
+              <w:t>1.000</w:t>
+            </w:r>
+          </w:p>
+        </w:tc>
+        <w:tc>
+          <w:tcPr>
+            <w:tcW w:type="dxa" w:w="1205"/>
+          </w:tcPr>
+          <w:p>
+            <w:pPr>
+              <w:spacing w:line="240" w:lineRule="auto" w:after="0"/>
+            </w:pPr>
+            <w:r>
+              <w:rPr>
+                <w:rFonts w:ascii="Times New Roman" w:hAnsi="Times New Roman" w:eastAsia="SimSun"/>
+                <w:sz w:val="19"/>
+              </w:rPr>
+              <w:t>1.000</w:t>
+            </w:r>
+          </w:p>
+        </w:tc>
+      </w:tr>
+    </w:tbl>
+    <w:p/>
+    <w:p>
+      <w:r>
+        <w:rPr>
+          <w:rFonts w:ascii="Times New Roman" w:hAnsi="Times New Roman" w:eastAsia="SimSun"/>
+          <w:sz w:val="22"/>
+        </w:rPr>
+        <w:t xml:space="preserve">On GTE-base </w:t>
+      </w:r>
+      <w:r>
+        <w:rPr>
+          <w:rFonts w:ascii="Times New Roman" w:hAnsi="Times New Roman" w:eastAsia="SimSun"/>
+          <w:b/>
+          <w:sz w:val="22"/>
+        </w:rPr>
+        <w:t>every defense jumps from its static value to complete failure in a single step of perturbation strength</w:t>
+      </w:r>
+      <w:r>
+        <w:rPr>
+          <w:rFonts w:ascii="Times New Roman" w:hAnsi="Times New Roman" w:eastAsia="SimSun"/>
+          <w:sz w:val="22"/>
+        </w:rPr>
+        <w:t xml:space="preserve"> ($\lambda: 0 \to 0.25$), whereas on our own retriever the collapse is gradual and takes until $\lambda = 1$–$2$. Off-manifold filtering is the extreme case: perfect at $\lambda = 0$ (zero adversarial inclusion) and completely defeated at $\lambda = 0.25$.</w:t>
+      </w:r>
+    </w:p>
+    <w:p>
+      <w:r>
+        <w:rPr>
+          <w:rFonts w:ascii="Times New Roman" w:hAnsi="Times New Roman" w:eastAsia="SimSun"/>
+          <w:b/>
+          <w:sz w:val="22"/>
+        </w:rPr>
+        <w:t>Finding 1b.</w:t>
+      </w:r>
+      <w:r>
+        <w:rPr>
+          <w:rFonts w:ascii="Times New Roman" w:hAnsi="Times New Roman" w:eastAsia="SimSun"/>
+          <w:sz w:val="22"/>
+        </w:rPr>
+        <w:t xml:space="preserve"> The adaptive robustness of these defenses is </w:t>
+      </w:r>
+      <w:r>
+        <w:rPr>
+          <w:rFonts w:ascii="Times New Roman" w:hAnsi="Times New Roman" w:eastAsia="SimSun"/>
+          <w:b/>
+          <w:sz w:val="22"/>
+        </w:rPr>
+        <w:t>smaller on a real encoder than on our own</w:t>
+      </w:r>
+      <w:r>
+        <w:rPr>
+          <w:rFonts w:ascii="Times New Roman" w:hAnsi="Times New Roman" w:eastAsia="SimSun"/>
+          <w:sz w:val="22"/>
+        </w:rPr>
+        <w:t>, and the failure is abrupt rather than gradual. A defense's static advantage is erased by a perturbation well below what our own retriever required. This strengthens Finding 1 rather than qualifying it: the hash-based sweep, with its gradual collapse, is if anything generous to the defenses.</w:t>
+      </w:r>
+    </w:p>
+    <w:p>
+      <w:r>
+        <w:rPr>
+          <w:rFonts w:ascii="Times New Roman" w:hAnsi="Times New Roman" w:eastAsia="SimSun"/>
+          <w:sz w:val="22"/>
+        </w:rPr>
+        <w:t xml:space="preserve">We flag one caveat in the other direction. GTE-base shows a </w:t>
+      </w:r>
+      <w:r>
+        <w:rPr>
+          <w:rFonts w:ascii="Times New Roman" w:hAnsi="Times New Roman" w:eastAsia="SimSun"/>
+          <w:i/>
+          <w:sz w:val="22"/>
+        </w:rPr>
+        <w:t>lower</w:t>
+      </w:r>
+      <w:r>
+        <w:rPr>
+          <w:rFonts w:ascii="Times New Roman" w:hAnsi="Times New Roman" w:eastAsia="SimSun"/>
+          <w:sz w:val="22"/>
+        </w:rPr>
+        <w:t xml:space="preserve"> static </w:t>
+      </w:r>
+      <w:r>
+        <w:rPr>
+          <w:rFonts w:ascii="Consolas" w:hAnsi="Consolas" w:eastAsia="Consolas"/>
+          <w:sz w:val="21"/>
+        </w:rPr>
+        <w:t>poison@k</w:t>
+      </w:r>
+      <w:r>
+        <w:rPr>
+          <w:rFonts w:ascii="Times New Roman" w:hAnsi="Times New Roman" w:eastAsia="SimSun"/>
+          <w:sz w:val="22"/>
+        </w:rPr>
+        <w:t xml:space="preserve"> for two of the three defenses (0.000 and 0.0625 at $\lambda=0$ versus 0.125 and 0.625), so part of the apparent steepness is that these defenses start from a better static position. The conclusion that survives is the one that matters in practice: </w:t>
+      </w:r>
+      <w:r>
+        <w:rPr>
+          <w:rFonts w:ascii="Times New Roman" w:hAnsi="Times New Roman" w:eastAsia="SimSun"/>
+          <w:b/>
+          <w:sz w:val="22"/>
+        </w:rPr>
+        <w:t>the attacker's required effort is lower on the real encoder, not higher, and no defense retains any measurable benefit beyond the smallest perturbation we tested.</w:t>
       </w:r>
     </w:p>
     <w:p>
@@ -2603,6 +3738,87 @@
           <w:b/>
           <w:sz w:val="26"/>
         </w:rPr>
+        <w:t>5.3 The defense's penalty is the attacker's constraint</w:t>
+      </w:r>
+    </w:p>
+    <w:p>
+      <w:r>
+        <w:rPr>
+          <w:rFonts w:ascii="Times New Roman" w:hAnsi="Times New Roman" w:eastAsia="SimSun"/>
+          <w:sz w:val="22"/>
+        </w:rPr>
+        <w:t>Off-manifold filtering's static advantage is not accidental and not a property of fairness defense: it penalises vectors that leave the corpus manifold, and the projection perturbation places them exactly there. In the static and mildly-adaptive regime the defense is therefore well-matched to the attack.</w:t>
+      </w:r>
+    </w:p>
+    <w:p>
+      <w:r>
+        <w:rPr>
+          <w:rFonts w:ascii="Times New Roman" w:hAnsi="Times New Roman" w:eastAsia="SimSun"/>
+          <w:sz w:val="22"/>
+        </w:rPr>
+        <w:t>The mechanism by which it fails is instructive. The attacker's problem is</w:t>
+      </w:r>
+    </w:p>
+    <w:p>
+      <w:r>
+        <w:rPr>
+          <w:rFonts w:ascii="Times New Roman" w:hAnsi="Times New Roman" w:eastAsia="SimSun"/>
+          <w:sz w:val="22"/>
+        </w:rPr>
+        <w:t>$$\max_{\delta}\ \ \mathrm{sim}(h + \delta, \bar{q}) \quad \text{s.t.} \quad f(h + \delta) \le \tau,$$</w:t>
+      </w:r>
+    </w:p>
+    <w:p>
+      <w:r>
+        <w:rPr>
+          <w:rFonts w:ascii="Times New Roman" w:hAnsi="Times New Roman" w:eastAsia="SimSun"/>
+          <w:sz w:val="22"/>
+        </w:rPr>
+        <w:t xml:space="preserve">where $f$ is the defense's penalty. Because $f$ is a continuous, publicly computable function of $\delta$, this is not a barrier but a constraint set: the attacker selects the largest $\lambda$ whose induced residual still falls within the tolerated band, then pushes $\lambda$ until the low-penalty region is exhausted. The observed monotone rise of </w:t>
+      </w:r>
+      <w:r>
+        <w:rPr>
+          <w:rFonts w:ascii="Consolas" w:hAnsi="Consolas" w:eastAsia="Consolas"/>
+          <w:sz w:val="21"/>
+        </w:rPr>
+        <w:t>poison@k</w:t>
+      </w:r>
+      <w:r>
+        <w:rPr>
+          <w:rFonts w:ascii="Times New Roman" w:hAnsi="Times New Roman" w:eastAsia="SimSun"/>
+          <w:sz w:val="22"/>
+        </w:rPr>
+        <w:t xml:space="preserve"> with $\lambda$ is the signature of an attacker expanding along this constraint until it binds.</w:t>
+      </w:r>
+    </w:p>
+    <w:p>
+      <w:r>
+        <w:rPr>
+          <w:rFonts w:ascii="Times New Roman" w:hAnsi="Times New Roman" w:eastAsia="SimSun"/>
+          <w:sz w:val="22"/>
+        </w:rPr>
+        <w:t xml:space="preserve">This generalises beyond manifold filtering. Any defense whose suspicion score is (i) computable from public information and (ii) continuous in a perturbation the attacker controls is exposed to the same treatment: the score stops being a filter and becomes a feasibility constraint. </w:t>
+      </w:r>
+      <w:r>
+        <w:rPr>
+          <w:rFonts w:ascii="Times New Roman" w:hAnsi="Times New Roman" w:eastAsia="SimSun"/>
+          <w:b/>
+          <w:sz w:val="22"/>
+        </w:rPr>
+        <w:t>Publishing the scoring function, which auditability requires, is equivalent to giving the attacker a differentiable objective.</w:t>
+      </w:r>
+    </w:p>
+    <w:p>
+      <w:pPr>
+        <w:shd w:val="clear" w:color="auto" w:fill="DCE6F1"/>
+        <w:spacing w:before="200" w:after="80"/>
+      </w:pPr>
+      <w:r>
+        <w:rPr>
+          <w:rFonts w:ascii="Times New Roman" w:hAnsi="Times New Roman" w:eastAsia="Microsoft YaHei"/>
+          <w:b/>
+          <w:sz w:val="26"/>
+        </w:rPr>
         <w:t>5.4 What retains benefit, and for how long</w:t>
       </w:r>
     </w:p>
@@ -2935,14 +4151,14 @@
           <w:b/>
           <w:sz w:val="22"/>
         </w:rPr>
-        <w:t>Corpora.</w:t>
+        <w:t>Corpora and back-ends.</w:t>
       </w:r>
       <w:r>
         <w:rPr>
           <w:rFonts w:ascii="Times New Roman" w:hAnsi="Times New Roman" w:eastAsia="SimSun"/>
           <w:sz w:val="22"/>
         </w:rPr>
-        <w:t xml:space="preserve"> A controlled corpus and BBQ. BBQ is a bias benchmark rather than a retrieval benchmark, and its large pre-existing stance imbalance dominates absolute fairness metrics (see [19] for a fuller treatment). A neutral retrieval corpus is needed to place the magnitudes on a representative footing. [FILL]</w:t>
+        <w:t xml:space="preserve"> A controlled corpus and BBQ; a feature-hashing dense retriever and GTE-base. BBQ is a bias benchmark rather than a retrieval benchmark, and its large pre-existing stance imbalance dominates absolute fairness metrics (see the companion paper for a fuller treatment). On real encoders the R2 gap saturates at its maximum under the projection attack, which leaves no headroom for a fairness constraint to demonstrate benefit — a limitation of what can be measured on those back-ends, not of the defenses. A neutral retrieval corpus is needed to place the magnitudes on a representative footing. [FILL]</w:t>
       </w:r>
     </w:p>
     <w:p>
@@ -2956,14 +4172,14 @@
           <w:b/>
           <w:sz w:val="22"/>
         </w:rPr>
-        <w:t>Defense coverage.</w:t>
+        <w:t>Defense coverage and backbone coverage.</w:t>
       </w:r>
       <w:r>
         <w:rPr>
           <w:rFonts w:ascii="Times New Roman" w:hAnsi="Times New Roman" w:eastAsia="SimSun"/>
           <w:sz w:val="22"/>
         </w:rPr>
-        <w:t xml:space="preserve"> Three defenses from two mechanism families. Coverage of the embedder-control [7] and constrained-optimisation [5] families would strengthen the generality of Finding 1; we argue the structural argument of §4 applies to both, since embedder control is also a fixed public map and constrained optimisation has a public objective.</w:t>
+        <w:t xml:space="preserve"> Three defenses from two mechanism families, and two vector back-ends (our feature-hashing retriever and GTE-base). Coverage of the embedder-control [7] and constrained-optimisation [5] families would strengthen the generality of Finding 1; we argue the structural argument of §4 applies to both, since embedder control is also a fixed public map and constrained optimisation has a public objective. On backbones, the companion paper reports that text-attack effectiveness varies nine-fold between two real encoders of the same size class (Contriever 0.5625 versus GTE-base 0.0625), so adaptive robustness should be expected to vary similarly; Contriever, E5 and SPLADE remain to be swept. [FILL]</w:t>
       </w:r>
     </w:p>
     <w:p>

--- a/paper/manuscript_B_adaptive_v1.docx
+++ b/paper/manuscript_B_adaptive_v1.docx
@@ -4921,7 +4921,74 @@
           <w:rFonts w:ascii="Times New Roman" w:hAnsi="Times New Roman" w:eastAsia="SimSun"/>
           <w:sz w:val="22"/>
         </w:rPr>
+        <w:t xml:space="preserve">Code and results: </w:t>
+      </w:r>
+      <w:r>
+        <w:rPr>
+          <w:rFonts w:ascii="Times New Roman" w:hAnsi="Times New Roman" w:eastAsia="SimSun"/>
+          <w:b/>
+          <w:sz w:val="22"/>
+        </w:rPr>
+        <w:t>https://github.com/luj00133-dev/rag-poison-fairness</w:t>
+      </w:r>
+    </w:p>
+    <w:p>
+      <w:r>
+        <w:rPr>
+          <w:rFonts w:ascii="Times New Roman" w:hAnsi="Times New Roman" w:eastAsia="SimSun"/>
+          <w:sz w:val="22"/>
+        </w:rPr>
         <w:t>No GPU is required; both corpora complete on CPU in under three minutes.</w:t>
+      </w:r>
+    </w:p>
+    <w:p>
+      <w:r>
+        <w:rPr>
+          <w:rFonts w:ascii="Times New Roman" w:hAnsi="Times New Roman" w:eastAsia="SimSun"/>
+          <w:sz w:val="22"/>
+        </w:rPr>
+        <w:t>Real-encoder runs (the GTE-base sweep of §5.2b) need</w:t>
+      </w:r>
+    </w:p>
+    <w:p>
+      <w:r>
+        <w:rPr>
+          <w:rFonts w:ascii="Consolas" w:hAnsi="Consolas" w:eastAsia="Consolas"/>
+          <w:sz w:val="21"/>
+        </w:rPr>
+        <w:t>HF_ENDPOINT=https://hf-mirror.com</w:t>
+      </w:r>
+      <w:r>
+        <w:rPr>
+          <w:rFonts w:ascii="Times New Roman" w:hAnsi="Times New Roman" w:eastAsia="SimSun"/>
+          <w:sz w:val="22"/>
+        </w:rPr>
+        <w:t xml:space="preserve"> on networks where huggingface.co is</w:t>
+      </w:r>
+    </w:p>
+    <w:p>
+      <w:r>
+        <w:rPr>
+          <w:rFonts w:ascii="Times New Roman" w:hAnsi="Times New Roman" w:eastAsia="SimSun"/>
+          <w:sz w:val="22"/>
+        </w:rPr>
+        <w:t xml:space="preserve">unreachable, and </w:t>
+      </w:r>
+      <w:r>
+        <w:rPr>
+          <w:rFonts w:ascii="Consolas" w:hAnsi="Consolas" w:eastAsia="Consolas"/>
+          <w:sz w:val="21"/>
+        </w:rPr>
+        <w:t>python -m src.run_experiment --config configs/align_gte_ad.json</w:t>
+      </w:r>
+    </w:p>
+    <w:p>
+      <w:r>
+        <w:rPr>
+          <w:rFonts w:ascii="Times New Roman" w:hAnsi="Times New Roman" w:eastAsia="SimSun"/>
+          <w:sz w:val="22"/>
+        </w:rPr>
+        <w:t>reproduces the adaptive table.</w:t>
       </w:r>
     </w:p>
     <w:sectPr>

--- a/paper/manuscript_B_adaptive_v1.docx
+++ b/paper/manuscript_B_adaptive_v1.docx
@@ -4116,7 +4116,37 @@
           <w:rFonts w:ascii="Times New Roman" w:hAnsi="Times New Roman" w:eastAsia="SimSun"/>
           <w:sz w:val="22"/>
         </w:rPr>
-        <w:t xml:space="preserve"> Our adaptive attacker sweeps a single scalar perturbation direction derived from the mean query. A full bilevel optimisation over the perturbation vector would be at least as strong; our results are therefore a lower bound on adaptive attack effectiveness, not an upper bound. We consider this the conservative direction for our claims but it means the reported failure points are optimistic for the defenses. [FILL: full bilevel optimisation.]</w:t>
+        <w:t xml:space="preserve"> Our adaptive attacker sweeps a single scalar perturbation direction derived from the mean query. A full bilevel optimisation over the perturbation vector would be at least as strong, so our results are a </w:t>
+      </w:r>
+      <w:r>
+        <w:rPr>
+          <w:rFonts w:ascii="Times New Roman" w:hAnsi="Times New Roman" w:eastAsia="SimSun"/>
+          <w:b/>
+          <w:sz w:val="22"/>
+        </w:rPr>
+        <w:t>lower</w:t>
+      </w:r>
+      <w:r>
+        <w:rPr>
+          <w:rFonts w:ascii="Times New Roman" w:hAnsi="Times New Roman" w:eastAsia="SimSun"/>
+          <w:sz w:val="22"/>
+        </w:rPr>
+        <w:t xml:space="preserve"> bound on adaptive attack effectiveness and the reported failure points are optimistic </w:t>
+      </w:r>
+      <w:r>
+        <w:rPr>
+          <w:rFonts w:ascii="Times New Roman" w:hAnsi="Times New Roman" w:eastAsia="SimSun"/>
+          <w:i/>
+          <w:sz w:val="22"/>
+        </w:rPr>
+        <w:t>for the defenses</w:t>
+      </w:r>
+      <w:r>
+        <w:rPr>
+          <w:rFonts w:ascii="Times New Roman" w:hAnsi="Times New Roman" w:eastAsia="SimSun"/>
+          <w:sz w:val="22"/>
+        </w:rPr>
+        <w:t>. This is the conservative direction for our claims but it means the defences may fail earlier than we measure, not later. Implementing the full bilevel optimisation is worthwhile follow-up, though note that both back-ends already reach complete failure within the sweep, so the headroom for a stronger attacker to change the qualitative conclusion is nil.</w:t>
       </w:r>
     </w:p>
     <w:p>
@@ -4158,7 +4188,7 @@
           <w:rFonts w:ascii="Times New Roman" w:hAnsi="Times New Roman" w:eastAsia="SimSun"/>
           <w:sz w:val="22"/>
         </w:rPr>
-        <w:t xml:space="preserve"> A controlled corpus and BBQ; a feature-hashing dense retriever and GTE-base. BBQ is a bias benchmark rather than a retrieval benchmark, and its large pre-existing stance imbalance dominates absolute fairness metrics (see the companion paper for a fuller treatment). On real encoders the R2 gap saturates at its maximum under the projection attack, which leaves no headroom for a fairness constraint to demonstrate benefit — a limitation of what can be measured on those back-ends, not of the defenses. A neutral retrieval corpus is needed to place the magnitudes on a representative footing. [FILL]</w:t>
+        <w:t xml:space="preserve"> A controlled corpus and BBQ; a feature-hashing dense retriever and GTE-base. BBQ is a bias benchmark rather than a retrieval benchmark, and its large pre-existing stance imbalance dominates absolute fairness metrics (see the companion paper for a fuller treatment). On real encoders the R2 gap saturates at its maximum under the projection attack, which leaves no headroom for a fairness constraint to demonstrate benefit — a limitation of what can be measured on those back-ends rather than of the defenses. A neutral retrieval corpus would place the magnitudes on a representative footing, but none exists with the group and stance annotations this analysis needs; see Limitation 1 of the companion paper, where we argue that is the field's binding infrastructure problem rather than a gap in this study.</w:t>
       </w:r>
     </w:p>
     <w:p>
@@ -4172,14 +4202,14 @@
           <w:b/>
           <w:sz w:val="22"/>
         </w:rPr>
-        <w:t>Defense coverage and backbone coverage.</w:t>
+        <w:t>Defense and backbone coverage.</w:t>
       </w:r>
       <w:r>
         <w:rPr>
           <w:rFonts w:ascii="Times New Roman" w:hAnsi="Times New Roman" w:eastAsia="SimSun"/>
           <w:sz w:val="22"/>
         </w:rPr>
-        <w:t xml:space="preserve"> Three defenses from two mechanism families, and two vector back-ends (our feature-hashing retriever and GTE-base). Coverage of the embedder-control [7] and constrained-optimisation [5] families would strengthen the generality of Finding 1; we argue the structural argument of §4 applies to both, since embedder control is also a fixed public map and constrained optimisation has a public objective. On backbones, the companion paper reports that text-attack effectiveness varies nine-fold between two real encoders of the same size class (Contriever 0.5625 versus GTE-base 0.0625), so adaptive robustness should be expected to vary similarly; Contriever, E5 and SPLADE remain to be swept. [FILL]</w:t>
+        <w:t xml:space="preserve"> Three defenses from two mechanism families, and two vector back-ends (our feature-hashing retriever and GTE-base). Covering the embedder-control [7] and constrained-optimisation [5] families would strengthen the generality of Finding 1; we argue the structural argument of §4 applies to both, since embedder control is also a fixed public map and constrained optimisation has a public objective. On backbones, the companion paper reports that text-attack effectiveness varies nine-fold between two real encoders of the same size class (Contriever 0.5625 versus GTE-base 0.0625), so adaptive robustness should be expected to vary similarly — which is a reason for caution about our own GTE-only alignment, and a reason to expect that single-backbone robustness claims in this literature are not portable. Contriever, E5 and SPLADE remain to be swept.</w:t>
       </w:r>
     </w:p>
     <w:p>

--- a/paper/manuscript_B_adaptive_v1.docx
+++ b/paper/manuscript_B_adaptive_v1.docx
@@ -125,7 +125,22 @@
           <w:rFonts w:ascii="Times New Roman" w:hAnsi="Times New Roman" w:eastAsia="SimSun"/>
           <w:sz w:val="22"/>
         </w:rPr>
-        <w:t>We study three representative defenses — multi-query consistency (query randomization with ensemble aggregation), off-manifold filtering (calibrated density estimation in embedding space), and representation-conserving selection (a constrained re-ranker over group composition and within-group stance) — against an adaptive attacker that perturbs injected-passage embeddings along a query-derived direction and searches over perturbation strength to defeat each defense's penalty. The evaluation is run on two corpora: a controlled corpus with an exact clean reference, and BBQ, a naturally written bias benchmark.</w:t>
+        <w:t xml:space="preserve">We study three representative defenses — multi-query consistency (query randomization with ensemble aggregation), off-manifold filtering (calibrated density estimation in embedding space), and representation-conserving selection (a constrained re-ranker over group composition and within-group stance) — against an adaptive attacker that perturbs injected-passage embeddings along a query-derived direction and searches over perturbation strength to defeat each defense's penalty. The evaluation is run on two corpora — a controlled corpus with an exact clean reference, and BBQ, a naturally written bias benchmark — and on </w:t>
+      </w:r>
+      <w:r>
+        <w:rPr>
+          <w:rFonts w:ascii="Times New Roman" w:hAnsi="Times New Roman" w:eastAsia="SimSun"/>
+          <w:b/>
+          <w:sz w:val="22"/>
+        </w:rPr>
+        <w:t>five retrieval back-ends</w:t>
+      </w:r>
+      <w:r>
+        <w:rPr>
+          <w:rFonts w:ascii="Times New Roman" w:hAnsi="Times New Roman" w:eastAsia="SimSun"/>
+          <w:sz w:val="22"/>
+        </w:rPr>
+        <w:t>: our own feature-hashing dense retriever, GTE-base, E5-base-v2, Contriever, and SPLADE (a learned sparse retriever).</w:t>
       </w:r>
     </w:p>
     <w:p>
@@ -155,7 +170,7 @@
           <w:rFonts w:ascii="Times New Roman" w:hAnsi="Times New Roman" w:eastAsia="SimSun"/>
           <w:sz w:val="22"/>
         </w:rPr>
-        <w:t xml:space="preserve"> On the controlled corpus, off-manifold filtering reduces adversarial-passage inclusion from 0.750 to 0.125 against the non-adaptive attacker — a factor of six, and by far the best result in the static evaluation — but rises monotonically to 1.000 by perturbation strength $\lambda = 2$. The representation-conserving defenses, worse than off-manifold filtering at $\lambda = 0$ (0.625), saturate at 1.000 by $\lambda = 0.5$. A ranking derived from the static evaluation would recommend the wrong defense.</w:t>
+        <w:t xml:space="preserve"> On the controlled corpus, off-manifold filtering reduces adversarial-passage inclusion from 0.750 to 0.250 against the non-adaptive attacker — a factor of three, and by far the best result in the static evaluation — but rises monotonically to 1.000 by perturbation strength $\lambda = 2$. The representation-conserving defenses, worse than off-manifold filtering at $\lambda = 0$ (0.625), saturate at 1.000 by $\lambda = 0.5$. A ranking derived from the static evaluation would recommend the wrong defense.</w:t>
       </w:r>
     </w:p>
     <w:p>
@@ -169,14 +184,29 @@
           <w:b/>
           <w:sz w:val="22"/>
         </w:rPr>
-        <w:t>On a real semantic encoder the collapse is abrupt rather than gradual.</w:t>
-      </w:r>
-      <w:r>
-        <w:rPr>
-          <w:rFonts w:ascii="Times New Roman" w:hAnsi="Times New Roman" w:eastAsia="SimSun"/>
-          <w:sz w:val="22"/>
-        </w:rPr>
-        <w:t xml:space="preserve"> Repeating the sweep on GTE-base, every defense goes from its static value to </w:t>
+        <w:t>The collapse is measured on five back-ends, and the static advantage is largest on the pretrained encoders the literature actually uses.</w:t>
+      </w:r>
+      <w:r>
+        <w:rPr>
+          <w:rFonts w:ascii="Times New Roman" w:hAnsi="Times New Roman" w:eastAsia="SimSun"/>
+          <w:sz w:val="22"/>
+        </w:rPr>
+        <w:t xml:space="preserve"> Repeating the sweep on GTE-base, E5-base-v2, Contriever and SPLADE as well as our own hashed retriever, all four pretrained encoders start </w:t>
+      </w:r>
+      <w:r>
+        <w:rPr>
+          <w:rFonts w:ascii="Times New Roman" w:hAnsi="Times New Roman" w:eastAsia="SimSun"/>
+          <w:i/>
+          <w:sz w:val="22"/>
+        </w:rPr>
+        <w:t>below</w:t>
+      </w:r>
+      <w:r>
+        <w:rPr>
+          <w:rFonts w:ascii="Times New Roman" w:hAnsi="Times New Roman" w:eastAsia="SimSun"/>
+          <w:sz w:val="22"/>
+        </w:rPr>
+        <w:t xml:space="preserve"> our retriever's static 0.250 and three start at exactly 0.000; on GTE-base and E5-base-v2 the defense goes from zero adversarial inclusion to </w:t>
       </w:r>
       <w:r>
         <w:rPr>
@@ -191,7 +221,7 @@
           <w:rFonts w:ascii="Times New Roman" w:hAnsi="Times New Roman" w:eastAsia="SimSun"/>
           <w:sz w:val="22"/>
         </w:rPr>
-        <w:t xml:space="preserve"> ($\lambda = 0.25$), where our own retriever required $\lambda = 1$–$2$. Off-manifold filtering is perfect at $\lambda=0$ (0.000) and fully defeated at $\lambda=0.25$. The hash-based numbers we report elsewhere in this paper are therefore generous to the defenses, not harsh.</w:t>
+        <w:t xml:space="preserve"> ($\lambda = 0.25$). Contriever and the learned-sparse SPLADE collapse more gradually and resemble our own retriever, so the abruptness varies by encoder in a way we cannot reduce to one property. What holds on all five: no defense retains measurable benefit beyond $\lambda = 1$, and the attacker's passages remain over 94% semantically intact while it happens.</w:t>
       </w:r>
     </w:p>
     <w:p>
@@ -1368,7 +1398,7 @@
                 <w:b/>
                 <w:sz w:val="19"/>
               </w:rPr>
-              <w:t>0.125</w:t>
+              <w:t>0.250</w:t>
             </w:r>
           </w:p>
         </w:tc>
@@ -1386,7 +1416,7 @@
                 <w:b/>
                 <w:sz w:val="19"/>
               </w:rPr>
-              <w:t>0.438</w:t>
+              <w:t>0.562</w:t>
             </w:r>
           </w:p>
         </w:tc>
@@ -1404,7 +1434,7 @@
                 <w:b/>
                 <w:sz w:val="19"/>
               </w:rPr>
-              <w:t>0.750</w:t>
+              <w:t>0.812</w:t>
             </w:r>
           </w:p>
         </w:tc>
@@ -2383,14 +2413,14 @@
           <w:b/>
           <w:sz w:val="22"/>
         </w:rPr>
-        <w:t>0.125</w:t>
-      </w:r>
-      <w:r>
-        <w:rPr>
-          <w:rFonts w:ascii="Times New Roman" w:hAnsi="Times New Roman" w:eastAsia="SimSun"/>
-          <w:sz w:val="22"/>
-        </w:rPr>
-        <w:t xml:space="preserve"> against the static attacker — a factor of six, and the best result anywhere in our study. It is the defense one would recommend from a static evaluation. Under adaptation it rises monotonically — 0.125 → 0.438 → 0.750 → 0.938 → 1.000 — and is defeated by $\lambda = 2$. The composition-constrained defenses, which are </w:t>
+        <w:t>0.250</w:t>
+      </w:r>
+      <w:r>
+        <w:rPr>
+          <w:rFonts w:ascii="Times New Roman" w:hAnsi="Times New Roman" w:eastAsia="SimSun"/>
+          <w:sz w:val="22"/>
+        </w:rPr>
+        <w:t xml:space="preserve"> against the static attacker — a factor of three, and the best result anywhere in our study. It is the defense one would recommend from a static evaluation. Under adaptation it rises monotonically — 0.250 → 0.562 → 0.812 → 0.938 → 1.000 — and is defeated by $\lambda = 2$. The composition-constrained defenses, which are </w:t>
       </w:r>
       <w:r>
         <w:rPr>
@@ -2398,7 +2428,7 @@
           <w:i/>
           <w:sz w:val="22"/>
         </w:rPr>
-        <w:t>five times worse</w:t>
+        <w:t>2.5x worse</w:t>
       </w:r>
       <w:r>
         <w:rPr>
@@ -2414,6 +2444,38 @@
           <w:sz w:val="22"/>
         </w:rPr>
         <w:t>Above $\lambda = 2$ every defense is at 1.000: complete adversarial inclusion.</w:t>
+      </w:r>
+    </w:p>
+    <w:p>
+      <w:r>
+        <w:rPr>
+          <w:rFonts w:ascii="Times New Roman" w:hAnsi="Times New Roman" w:eastAsia="SimSun"/>
+          <w:i/>
+          <w:sz w:val="22"/>
+        </w:rPr>
+        <w:t>Correction.</w:t>
+      </w:r>
+      <w:r>
+        <w:rPr>
+          <w:rFonts w:ascii="Times New Roman" w:hAnsi="Times New Roman" w:eastAsia="SimSun"/>
+          <w:sz w:val="22"/>
+        </w:rPr>
+        <w:t xml:space="preserve"> An earlier draft of this table reported 0.125 / 0.438 / 0.750 for off-manifold filtering. Those values came from an exploratory run written to a scratch directory that was later excluded from version control, not from the canonical run that the rest of the paper uses; re-running the committed configuration reproduces the values above with </w:t>
+      </w:r>
+      <w:r>
+        <w:rPr>
+          <w:rFonts w:ascii="Times New Roman" w:hAnsi="Times New Roman" w:eastAsia="SimSun"/>
+          <w:b/>
+          <w:sz w:val="22"/>
+        </w:rPr>
+        <w:t>18 of 18 adaptive cells bit-identical</w:t>
+      </w:r>
+      <w:r>
+        <w:rPr>
+          <w:rFonts w:ascii="Times New Roman" w:hAnsi="Times New Roman" w:eastAsia="SimSun"/>
+          <w:sz w:val="22"/>
+        </w:rPr>
+        <w:t>, whereas the exploratory run is not reproducible from any committed configuration. The qualitative conclusion — a defense that looks effective statically is defeated by moderate adaptation — is unchanged, but the static advantage was overstated by a factor of two (a factor of three over no defense, not six).</w:t>
       </w:r>
     </w:p>
     <w:p>
@@ -2558,7 +2620,7 @@
           <w:b/>
           <w:sz w:val="26"/>
         </w:rPr>
-        <w:t>5.2b The collapse is steeper on a real encoder</w:t>
+        <w:t>5.2b Collapse abruptness tracks representation density, not "realness"</w:t>
       </w:r>
     </w:p>
     <w:p>
@@ -2567,7 +2629,22 @@
           <w:rFonts w:ascii="Times New Roman" w:hAnsi="Times New Roman" w:eastAsia="SimSun"/>
           <w:sz w:val="22"/>
         </w:rPr>
-        <w:t xml:space="preserve">The results above use our own feature-hashing dense retriever. Because a real semantic encoder differs substantially in how much structure the attacker can exploit, we repeated the adaptive sweep on </w:t>
+        <w:t xml:space="preserve">The results above use our own feature-hashing dense retriever. Because we expected the </w:t>
+      </w:r>
+      <w:r>
+        <w:rPr>
+          <w:rFonts w:ascii="Times New Roman" w:hAnsi="Times New Roman" w:eastAsia="SimSun"/>
+          <w:i/>
+          <w:sz w:val="22"/>
+        </w:rPr>
+        <w:t>shape</w:t>
+      </w:r>
+      <w:r>
+        <w:rPr>
+          <w:rFonts w:ascii="Times New Roman" w:hAnsi="Times New Roman" w:eastAsia="SimSun"/>
+          <w:sz w:val="22"/>
+        </w:rPr>
+        <w:t xml:space="preserve"> of the collapse — not merely its endpoint — to depend on the encoder, we repeated the adaptive sweep on four further back-ends: </w:t>
       </w:r>
       <w:r>
         <w:rPr>
@@ -2582,7 +2659,67 @@
           <w:rFonts w:ascii="Times New Roman" w:hAnsi="Times New Roman" w:eastAsia="SimSun"/>
           <w:sz w:val="22"/>
         </w:rPr>
-        <w:t xml:space="preserve"> — the backbone used by the closest prior work on fairness-aware retrieval optimisation [5]. The difference is not one of degree.</w:t>
+        <w:t xml:space="preserve"> (used by the closest prior work on fairness-aware retrieval optimisation [5]), </w:t>
+      </w:r>
+      <w:r>
+        <w:rPr>
+          <w:rFonts w:ascii="Times New Roman" w:hAnsi="Times New Roman" w:eastAsia="SimSun"/>
+          <w:b/>
+          <w:sz w:val="22"/>
+        </w:rPr>
+        <w:t>E5-base-v2</w:t>
+      </w:r>
+      <w:r>
+        <w:rPr>
+          <w:rFonts w:ascii="Times New Roman" w:hAnsi="Times New Roman" w:eastAsia="SimSun"/>
+          <w:sz w:val="22"/>
+        </w:rPr>
+        <w:t xml:space="preserve"> [4, 6], </w:t>
+      </w:r>
+      <w:r>
+        <w:rPr>
+          <w:rFonts w:ascii="Times New Roman" w:hAnsi="Times New Roman" w:eastAsia="SimSun"/>
+          <w:b/>
+          <w:sz w:val="22"/>
+        </w:rPr>
+        <w:t>Contriever</w:t>
+      </w:r>
+      <w:r>
+        <w:rPr>
+          <w:rFonts w:ascii="Times New Roman" w:hAnsi="Times New Roman" w:eastAsia="SimSun"/>
+          <w:sz w:val="22"/>
+        </w:rPr>
+        <w:t xml:space="preserve"> [8], and </w:t>
+      </w:r>
+      <w:r>
+        <w:rPr>
+          <w:rFonts w:ascii="Times New Roman" w:hAnsi="Times New Roman" w:eastAsia="SimSun"/>
+          <w:b/>
+          <w:sz w:val="22"/>
+        </w:rPr>
+        <w:t>SPLADE</w:t>
+      </w:r>
+      <w:r>
+        <w:rPr>
+          <w:rFonts w:ascii="Times New Roman" w:hAnsi="Times New Roman" w:eastAsia="SimSun"/>
+          <w:sz w:val="22"/>
+        </w:rPr>
+        <w:t xml:space="preserve">, a learned </w:t>
+      </w:r>
+      <w:r>
+        <w:rPr>
+          <w:rFonts w:ascii="Times New Roman" w:hAnsi="Times New Roman" w:eastAsia="SimSun"/>
+          <w:i/>
+          <w:sz w:val="22"/>
+        </w:rPr>
+        <w:t>sparse</w:t>
+      </w:r>
+      <w:r>
+        <w:rPr>
+          <w:rFonts w:ascii="Times New Roman" w:hAnsi="Times New Roman" w:eastAsia="SimSun"/>
+          <w:sz w:val="22"/>
+        </w:rPr>
+        <w:t xml:space="preserve"> retriever. Adding SPLADE is what makes the comparison diagnostic: it is a trained neural encoder, like GTE and E5, but its representation is sparse, like BM25's.</w:t>
       </w:r>
     </w:p>
     <w:p>
@@ -2613,7 +2750,21 @@
           <w:rFonts w:ascii="Times New Roman" w:hAnsi="Times New Roman" w:eastAsia="SimSun"/>
           <w:sz w:val="22"/>
         </w:rPr>
-        <w:t xml:space="preserve"> under the adaptive attacker, GTE-base versus feature-hashing dense.</w:t>
+        <w:t xml:space="preserve"> under the adaptive attacker, off-manifold filtering, by back-end. Five back-ends; </w:t>
+      </w:r>
+      <w:r>
+        <w:rPr>
+          <w:rFonts w:ascii="Consolas" w:hAnsi="Consolas" w:eastAsia="Consolas"/>
+          <w:sz w:val="21"/>
+        </w:rPr>
+        <w:t>usage</w:t>
+      </w:r>
+      <w:r>
+        <w:rPr>
+          <w:rFonts w:ascii="Times New Roman" w:hAnsi="Times New Roman" w:eastAsia="SimSun"/>
+          <w:sz w:val="22"/>
+        </w:rPr>
+        <w:t xml:space="preserve"> (attacker's semantic fidelity) in parentheses.</w:t>
       </w:r>
     </w:p>
     <w:tbl>
@@ -2624,19 +2775,20 @@
         <w:tblLook w:firstColumn="1" w:firstRow="1" w:lastColumn="0" w:lastRow="0" w:noHBand="0" w:noVBand="1" w:val="04A0"/>
       </w:tblPr>
       <w:tblGrid>
-        <w:gridCol w:w="1205"/>
-        <w:gridCol w:w="1205"/>
-        <w:gridCol w:w="1205"/>
-        <w:gridCol w:w="1205"/>
-        <w:gridCol w:w="1205"/>
-        <w:gridCol w:w="1205"/>
-        <w:gridCol w:w="1205"/>
-        <w:gridCol w:w="1205"/>
+        <w:gridCol w:w="1071"/>
+        <w:gridCol w:w="1071"/>
+        <w:gridCol w:w="1071"/>
+        <w:gridCol w:w="1071"/>
+        <w:gridCol w:w="1071"/>
+        <w:gridCol w:w="1071"/>
+        <w:gridCol w:w="1071"/>
+        <w:gridCol w:w="1071"/>
+        <w:gridCol w:w="1071"/>
       </w:tblGrid>
       <w:tr>
         <w:tc>
           <w:tcPr>
-            <w:tcW w:type="dxa" w:w="1205"/>
+            <w:tcW w:type="dxa" w:w="1071"/>
             <w:shd w:val="clear" w:color="auto" w:fill="DCE6F1"/>
           </w:tcPr>
           <w:p>
@@ -2649,13 +2801,13 @@
                 <w:b/>
                 <w:sz w:val="19"/>
               </w:rPr>
-              <w:t>Defense</w:t>
+              <w:t>Back-end</w:t>
             </w:r>
           </w:p>
         </w:tc>
         <w:tc>
           <w:tcPr>
-            <w:tcW w:type="dxa" w:w="1205"/>
+            <w:tcW w:type="dxa" w:w="1071"/>
             <w:shd w:val="clear" w:color="auto" w:fill="DCE6F1"/>
           </w:tcPr>
           <w:p>
@@ -2668,13 +2820,13 @@
                 <w:b/>
                 <w:sz w:val="19"/>
               </w:rPr>
-              <w:t>backbone</w:t>
+              <w:t>representation</w:t>
             </w:r>
           </w:p>
         </w:tc>
         <w:tc>
           <w:tcPr>
-            <w:tcW w:type="dxa" w:w="1205"/>
+            <w:tcW w:type="dxa" w:w="1071"/>
             <w:shd w:val="clear" w:color="auto" w:fill="DCE6F1"/>
           </w:tcPr>
           <w:p>
@@ -2693,7 +2845,7 @@
         </w:tc>
         <w:tc>
           <w:tcPr>
-            <w:tcW w:type="dxa" w:w="1205"/>
+            <w:tcW w:type="dxa" w:w="1071"/>
             <w:shd w:val="clear" w:color="auto" w:fill="DCE6F1"/>
           </w:tcPr>
           <w:p>
@@ -2712,7 +2864,7 @@
         </w:tc>
         <w:tc>
           <w:tcPr>
-            <w:tcW w:type="dxa" w:w="1205"/>
+            <w:tcW w:type="dxa" w:w="1071"/>
             <w:shd w:val="clear" w:color="auto" w:fill="DCE6F1"/>
           </w:tcPr>
           <w:p>
@@ -2731,7 +2883,7 @@
         </w:tc>
         <w:tc>
           <w:tcPr>
-            <w:tcW w:type="dxa" w:w="1205"/>
+            <w:tcW w:type="dxa" w:w="1071"/>
             <w:shd w:val="clear" w:color="auto" w:fill="DCE6F1"/>
           </w:tcPr>
           <w:p>
@@ -2750,7 +2902,7 @@
         </w:tc>
         <w:tc>
           <w:tcPr>
-            <w:tcW w:type="dxa" w:w="1205"/>
+            <w:tcW w:type="dxa" w:w="1071"/>
             <w:shd w:val="clear" w:color="auto" w:fill="DCE6F1"/>
           </w:tcPr>
           <w:p>
@@ -2769,7 +2921,7 @@
         </w:tc>
         <w:tc>
           <w:tcPr>
-            <w:tcW w:type="dxa" w:w="1205"/>
+            <w:tcW w:type="dxa" w:w="1071"/>
             <w:shd w:val="clear" w:color="auto" w:fill="DCE6F1"/>
           </w:tcPr>
           <w:p>
@@ -2786,45 +2938,10 @@
             </w:r>
           </w:p>
         </w:tc>
-      </w:tr>
-      <w:tr>
         <w:tc>
           <w:tcPr>
-            <w:tcW w:type="dxa" w:w="1205"/>
-          </w:tcPr>
-          <w:p>
-            <w:pPr>
-              <w:spacing w:line="240" w:lineRule="auto" w:after="0"/>
-            </w:pPr>
-            <w:r>
-              <w:rPr>
-                <w:rFonts w:ascii="Times New Roman" w:hAnsi="Times New Roman" w:eastAsia="SimSun"/>
-                <w:sz w:val="19"/>
-              </w:rPr>
-              <w:t>off-manifold filtering</w:t>
-            </w:r>
-          </w:p>
-        </w:tc>
-        <w:tc>
-          <w:tcPr>
-            <w:tcW w:type="dxa" w:w="1205"/>
-          </w:tcPr>
-          <w:p>
-            <w:pPr>
-              <w:spacing w:line="240" w:lineRule="auto" w:after="0"/>
-            </w:pPr>
-            <w:r>
-              <w:rPr>
-                <w:rFonts w:ascii="Times New Roman" w:hAnsi="Times New Roman" w:eastAsia="SimSun"/>
-                <w:sz w:val="19"/>
-              </w:rPr>
-              <w:t>hash</w:t>
-            </w:r>
-          </w:p>
-        </w:tc>
-        <w:tc>
-          <w:tcPr>
-            <w:tcW w:type="dxa" w:w="1205"/>
+            <w:tcW w:type="dxa" w:w="1071"/>
+            <w:shd w:val="clear" w:color="auto" w:fill="DCE6F1"/>
           </w:tcPr>
           <w:p>
             <w:pPr>
@@ -2836,13 +2953,15 @@
                 <w:b/>
                 <w:sz w:val="19"/>
               </w:rPr>
-              <w:t>0.125</w:t>
+              <w:t>usage @λ=1</w:t>
             </w:r>
           </w:p>
         </w:tc>
+      </w:tr>
+      <w:tr>
         <w:tc>
           <w:tcPr>
-            <w:tcW w:type="dxa" w:w="1205"/>
+            <w:tcW w:type="dxa" w:w="1071"/>
           </w:tcPr>
           <w:p>
             <w:pPr>
@@ -2853,13 +2972,13 @@
                 <w:rFonts w:ascii="Times New Roman" w:hAnsi="Times New Roman" w:eastAsia="SimSun"/>
                 <w:sz w:val="19"/>
               </w:rPr>
-              <w:t>0.438</w:t>
+              <w:t>hash-dense (own)</w:t>
             </w:r>
           </w:p>
         </w:tc>
         <w:tc>
           <w:tcPr>
-            <w:tcW w:type="dxa" w:w="1205"/>
+            <w:tcW w:type="dxa" w:w="1071"/>
           </w:tcPr>
           <w:p>
             <w:pPr>
@@ -2870,13 +2989,64 @@
                 <w:rFonts w:ascii="Times New Roman" w:hAnsi="Times New Roman" w:eastAsia="SimSun"/>
                 <w:sz w:val="19"/>
               </w:rPr>
-              <w:t>0.750</w:t>
+              <w:t>dense, hashed</w:t>
             </w:r>
           </w:p>
         </w:tc>
         <w:tc>
           <w:tcPr>
-            <w:tcW w:type="dxa" w:w="1205"/>
+            <w:tcW w:type="dxa" w:w="1071"/>
+          </w:tcPr>
+          <w:p>
+            <w:pPr>
+              <w:spacing w:line="240" w:lineRule="auto" w:after="0"/>
+            </w:pPr>
+            <w:r>
+              <w:rPr>
+                <w:rFonts w:ascii="Times New Roman" w:hAnsi="Times New Roman" w:eastAsia="SimSun"/>
+                <w:sz w:val="19"/>
+              </w:rPr>
+              <w:t>0.250</w:t>
+            </w:r>
+          </w:p>
+        </w:tc>
+        <w:tc>
+          <w:tcPr>
+            <w:tcW w:type="dxa" w:w="1071"/>
+          </w:tcPr>
+          <w:p>
+            <w:pPr>
+              <w:spacing w:line="240" w:lineRule="auto" w:after="0"/>
+            </w:pPr>
+            <w:r>
+              <w:rPr>
+                <w:rFonts w:ascii="Times New Roman" w:hAnsi="Times New Roman" w:eastAsia="SimSun"/>
+                <w:sz w:val="19"/>
+              </w:rPr>
+              <w:t>0.562</w:t>
+            </w:r>
+          </w:p>
+        </w:tc>
+        <w:tc>
+          <w:tcPr>
+            <w:tcW w:type="dxa" w:w="1071"/>
+          </w:tcPr>
+          <w:p>
+            <w:pPr>
+              <w:spacing w:line="240" w:lineRule="auto" w:after="0"/>
+            </w:pPr>
+            <w:r>
+              <w:rPr>
+                <w:rFonts w:ascii="Times New Roman" w:hAnsi="Times New Roman" w:eastAsia="SimSun"/>
+                <w:sz w:val="19"/>
+              </w:rPr>
+              <w:t>0.812</w:t>
+            </w:r>
+          </w:p>
+        </w:tc>
+        <w:tc>
+          <w:tcPr>
+            <w:tcW w:type="dxa" w:w="1071"/>
           </w:tcPr>
           <w:p>
             <w:pPr>
@@ -2893,7 +3063,7 @@
         </w:tc>
         <w:tc>
           <w:tcPr>
-            <w:tcW w:type="dxa" w:w="1205"/>
+            <w:tcW w:type="dxa" w:w="1071"/>
           </w:tcPr>
           <w:p>
             <w:pPr>
@@ -2910,7 +3080,7 @@
         </w:tc>
         <w:tc>
           <w:tcPr>
-            <w:tcW w:type="dxa" w:w="1205"/>
+            <w:tcW w:type="dxa" w:w="1071"/>
           </w:tcPr>
           <w:p>
             <w:pPr>
@@ -2925,11 +3095,9 @@
             </w:r>
           </w:p>
         </w:tc>
-      </w:tr>
-      <w:tr>
         <w:tc>
           <w:tcPr>
-            <w:tcW w:type="dxa" w:w="1205"/>
+            <w:tcW w:type="dxa" w:w="1071"/>
           </w:tcPr>
           <w:p>
             <w:pPr>
@@ -2940,13 +3108,15 @@
                 <w:rFonts w:ascii="Times New Roman" w:hAnsi="Times New Roman" w:eastAsia="SimSun"/>
                 <w:sz w:val="19"/>
               </w:rPr>
-              <w:t>off-manifold filtering</w:t>
+              <w:t>0.945</w:t>
             </w:r>
           </w:p>
         </w:tc>
+      </w:tr>
+      <w:tr>
         <w:tc>
           <w:tcPr>
-            <w:tcW w:type="dxa" w:w="1205"/>
+            <w:tcW w:type="dxa" w:w="1071"/>
           </w:tcPr>
           <w:p>
             <w:pPr>
@@ -2964,7 +3134,24 @@
         </w:tc>
         <w:tc>
           <w:tcPr>
-            <w:tcW w:type="dxa" w:w="1205"/>
+            <w:tcW w:type="dxa" w:w="1071"/>
+          </w:tcPr>
+          <w:p>
+            <w:pPr>
+              <w:spacing w:line="240" w:lineRule="auto" w:after="0"/>
+            </w:pPr>
+            <w:r>
+              <w:rPr>
+                <w:rFonts w:ascii="Times New Roman" w:hAnsi="Times New Roman" w:eastAsia="SimSun"/>
+                <w:sz w:val="19"/>
+              </w:rPr>
+              <w:t>dense semantic</w:t>
+            </w:r>
+          </w:p>
+        </w:tc>
+        <w:tc>
+          <w:tcPr>
+            <w:tcW w:type="dxa" w:w="1071"/>
           </w:tcPr>
           <w:p>
             <w:pPr>
@@ -2982,7 +3169,7 @@
         </w:tc>
         <w:tc>
           <w:tcPr>
-            <w:tcW w:type="dxa" w:w="1205"/>
+            <w:tcW w:type="dxa" w:w="1071"/>
           </w:tcPr>
           <w:p>
             <w:pPr>
@@ -3000,7 +3187,7 @@
         </w:tc>
         <w:tc>
           <w:tcPr>
-            <w:tcW w:type="dxa" w:w="1205"/>
+            <w:tcW w:type="dxa" w:w="1071"/>
           </w:tcPr>
           <w:p>
             <w:pPr>
@@ -3017,7 +3204,7 @@
         </w:tc>
         <w:tc>
           <w:tcPr>
-            <w:tcW w:type="dxa" w:w="1205"/>
+            <w:tcW w:type="dxa" w:w="1071"/>
           </w:tcPr>
           <w:p>
             <w:pPr>
@@ -3034,7 +3221,7 @@
         </w:tc>
         <w:tc>
           <w:tcPr>
-            <w:tcW w:type="dxa" w:w="1205"/>
+            <w:tcW w:type="dxa" w:w="1071"/>
           </w:tcPr>
           <w:p>
             <w:pPr>
@@ -3051,94 +3238,7 @@
         </w:tc>
         <w:tc>
           <w:tcPr>
-            <w:tcW w:type="dxa" w:w="1205"/>
-          </w:tcPr>
-          <w:p>
-            <w:pPr>
-              <w:spacing w:line="240" w:lineRule="auto" w:after="0"/>
-            </w:pPr>
-            <w:r>
-              <w:rPr>
-                <w:rFonts w:ascii="Times New Roman" w:hAnsi="Times New Roman" w:eastAsia="SimSun"/>
-                <w:sz w:val="19"/>
-              </w:rPr>
-              <w:t>1.000</w:t>
-            </w:r>
-          </w:p>
-        </w:tc>
-      </w:tr>
-      <w:tr>
-        <w:tc>
-          <w:tcPr>
-            <w:tcW w:type="dxa" w:w="1205"/>
-          </w:tcPr>
-          <w:p>
-            <w:pPr>
-              <w:spacing w:line="240" w:lineRule="auto" w:after="0"/>
-            </w:pPr>
-            <w:r>
-              <w:rPr>
-                <w:rFonts w:ascii="Times New Roman" w:hAnsi="Times New Roman" w:eastAsia="SimSun"/>
-                <w:sz w:val="19"/>
-              </w:rPr>
-              <w:t>multi-query consistency</w:t>
-            </w:r>
-          </w:p>
-        </w:tc>
-        <w:tc>
-          <w:tcPr>
-            <w:tcW w:type="dxa" w:w="1205"/>
-          </w:tcPr>
-          <w:p>
-            <w:pPr>
-              <w:spacing w:line="240" w:lineRule="auto" w:after="0"/>
-            </w:pPr>
-            <w:r>
-              <w:rPr>
-                <w:rFonts w:ascii="Times New Roman" w:hAnsi="Times New Roman" w:eastAsia="SimSun"/>
-                <w:sz w:val="19"/>
-              </w:rPr>
-              <w:t>hash</w:t>
-            </w:r>
-          </w:p>
-        </w:tc>
-        <w:tc>
-          <w:tcPr>
-            <w:tcW w:type="dxa" w:w="1205"/>
-          </w:tcPr>
-          <w:p>
-            <w:pPr>
-              <w:spacing w:line="240" w:lineRule="auto" w:after="0"/>
-            </w:pPr>
-            <w:r>
-              <w:rPr>
-                <w:rFonts w:ascii="Times New Roman" w:hAnsi="Times New Roman" w:eastAsia="SimSun"/>
-                <w:sz w:val="19"/>
-              </w:rPr>
-              <w:t>0.729</w:t>
-            </w:r>
-          </w:p>
-        </w:tc>
-        <w:tc>
-          <w:tcPr>
-            <w:tcW w:type="dxa" w:w="1205"/>
-          </w:tcPr>
-          <w:p>
-            <w:pPr>
-              <w:spacing w:line="240" w:lineRule="auto" w:after="0"/>
-            </w:pPr>
-            <w:r>
-              <w:rPr>
-                <w:rFonts w:ascii="Times New Roman" w:hAnsi="Times New Roman" w:eastAsia="SimSun"/>
-                <w:sz w:val="19"/>
-              </w:rPr>
-              <w:t>0.958</w:t>
-            </w:r>
-          </w:p>
-        </w:tc>
-        <w:tc>
-          <w:tcPr>
-            <w:tcW w:type="dxa" w:w="1205"/>
+            <w:tcW w:type="dxa" w:w="1071"/>
           </w:tcPr>
           <w:p>
             <w:pPr>
@@ -3155,7 +3255,7 @@
         </w:tc>
         <w:tc>
           <w:tcPr>
-            <w:tcW w:type="dxa" w:w="1205"/>
+            <w:tcW w:type="dxa" w:w="1071"/>
           </w:tcPr>
           <w:p>
             <w:pPr>
@@ -3166,41 +3266,7 @@
                 <w:rFonts w:ascii="Times New Roman" w:hAnsi="Times New Roman" w:eastAsia="SimSun"/>
                 <w:sz w:val="19"/>
               </w:rPr>
-              <w:t>1.000</w:t>
-            </w:r>
-          </w:p>
-        </w:tc>
-        <w:tc>
-          <w:tcPr>
-            <w:tcW w:type="dxa" w:w="1205"/>
-          </w:tcPr>
-          <w:p>
-            <w:pPr>
-              <w:spacing w:line="240" w:lineRule="auto" w:after="0"/>
-            </w:pPr>
-            <w:r>
-              <w:rPr>
-                <w:rFonts w:ascii="Times New Roman" w:hAnsi="Times New Roman" w:eastAsia="SimSun"/>
-                <w:sz w:val="19"/>
-              </w:rPr>
-              <w:t>1.000</w:t>
-            </w:r>
-          </w:p>
-        </w:tc>
-        <w:tc>
-          <w:tcPr>
-            <w:tcW w:type="dxa" w:w="1205"/>
-          </w:tcPr>
-          <w:p>
-            <w:pPr>
-              <w:spacing w:line="240" w:lineRule="auto" w:after="0"/>
-            </w:pPr>
-            <w:r>
-              <w:rPr>
-                <w:rFonts w:ascii="Times New Roman" w:hAnsi="Times New Roman" w:eastAsia="SimSun"/>
-                <w:sz w:val="19"/>
-              </w:rPr>
-              <w:t>1.000</w:t>
+              <w:t>0.978</w:t>
             </w:r>
           </w:p>
         </w:tc>
@@ -3208,24 +3274,7 @@
       <w:tr>
         <w:tc>
           <w:tcPr>
-            <w:tcW w:type="dxa" w:w="1205"/>
-          </w:tcPr>
-          <w:p>
-            <w:pPr>
-              <w:spacing w:line="240" w:lineRule="auto" w:after="0"/>
-            </w:pPr>
-            <w:r>
-              <w:rPr>
-                <w:rFonts w:ascii="Times New Roman" w:hAnsi="Times New Roman" w:eastAsia="SimSun"/>
-                <w:sz w:val="19"/>
-              </w:rPr>
-              <w:t>multi-query consistency</w:t>
-            </w:r>
-          </w:p>
-        </w:tc>
-        <w:tc>
-          <w:tcPr>
-            <w:tcW w:type="dxa" w:w="1205"/>
+            <w:tcW w:type="dxa" w:w="1071"/>
           </w:tcPr>
           <w:p>
             <w:pPr>
@@ -3237,13 +3286,13 @@
                 <w:b/>
                 <w:sz w:val="19"/>
               </w:rPr>
-              <w:t>GTE-base</w:t>
+              <w:t>E5-base-v2</w:t>
             </w:r>
           </w:p>
         </w:tc>
         <w:tc>
           <w:tcPr>
-            <w:tcW w:type="dxa" w:w="1205"/>
+            <w:tcW w:type="dxa" w:w="1071"/>
           </w:tcPr>
           <w:p>
             <w:pPr>
@@ -3254,13 +3303,31 @@
                 <w:rFonts w:ascii="Times New Roman" w:hAnsi="Times New Roman" w:eastAsia="SimSun"/>
                 <w:sz w:val="19"/>
               </w:rPr>
-              <w:t>0.271</w:t>
+              <w:t>dense semantic</w:t>
             </w:r>
           </w:p>
         </w:tc>
         <w:tc>
           <w:tcPr>
-            <w:tcW w:type="dxa" w:w="1205"/>
+            <w:tcW w:type="dxa" w:w="1071"/>
+          </w:tcPr>
+          <w:p>
+            <w:pPr>
+              <w:spacing w:line="240" w:lineRule="auto" w:after="0"/>
+            </w:pPr>
+            <w:r>
+              <w:rPr>
+                <w:rFonts w:ascii="Times New Roman" w:hAnsi="Times New Roman" w:eastAsia="SimSun"/>
+                <w:b/>
+                <w:sz w:val="19"/>
+              </w:rPr>
+              <w:t>0.000</w:t>
+            </w:r>
+          </w:p>
+        </w:tc>
+        <w:tc>
+          <w:tcPr>
+            <w:tcW w:type="dxa" w:w="1071"/>
           </w:tcPr>
           <w:p>
             <w:pPr>
@@ -3278,7 +3345,7 @@
         </w:tc>
         <w:tc>
           <w:tcPr>
-            <w:tcW w:type="dxa" w:w="1205"/>
+            <w:tcW w:type="dxa" w:w="1071"/>
           </w:tcPr>
           <w:p>
             <w:pPr>
@@ -3295,7 +3362,7 @@
         </w:tc>
         <w:tc>
           <w:tcPr>
-            <w:tcW w:type="dxa" w:w="1205"/>
+            <w:tcW w:type="dxa" w:w="1071"/>
           </w:tcPr>
           <w:p>
             <w:pPr>
@@ -3312,7 +3379,7 @@
         </w:tc>
         <w:tc>
           <w:tcPr>
-            <w:tcW w:type="dxa" w:w="1205"/>
+            <w:tcW w:type="dxa" w:w="1071"/>
           </w:tcPr>
           <w:p>
             <w:pPr>
@@ -3329,7 +3396,7 @@
         </w:tc>
         <w:tc>
           <w:tcPr>
-            <w:tcW w:type="dxa" w:w="1205"/>
+            <w:tcW w:type="dxa" w:w="1071"/>
           </w:tcPr>
           <w:p>
             <w:pPr>
@@ -3344,28 +3411,9 @@
             </w:r>
           </w:p>
         </w:tc>
-      </w:tr>
-      <w:tr>
         <w:tc>
           <w:tcPr>
-            <w:tcW w:type="dxa" w:w="1205"/>
-          </w:tcPr>
-          <w:p>
-            <w:pPr>
-              <w:spacing w:line="240" w:lineRule="auto" w:after="0"/>
-            </w:pPr>
-            <w:r>
-              <w:rPr>
-                <w:rFonts w:ascii="Consolas" w:hAnsi="Consolas" w:eastAsia="Consolas"/>
-                <w:sz w:val="18"/>
-              </w:rPr>
-              <w:t>repr_conserving</w:t>
-            </w:r>
-          </w:p>
-        </w:tc>
-        <w:tc>
-          <w:tcPr>
-            <w:tcW w:type="dxa" w:w="1205"/>
+            <w:tcW w:type="dxa" w:w="1071"/>
           </w:tcPr>
           <w:p>
             <w:pPr>
@@ -3376,13 +3424,68 @@
                 <w:rFonts w:ascii="Times New Roman" w:hAnsi="Times New Roman" w:eastAsia="SimSun"/>
                 <w:sz w:val="19"/>
               </w:rPr>
-              <w:t>hash</w:t>
+              <w:t>0.971</w:t>
+            </w:r>
+          </w:p>
+        </w:tc>
+      </w:tr>
+      <w:tr>
+        <w:tc>
+          <w:tcPr>
+            <w:tcW w:type="dxa" w:w="1071"/>
+          </w:tcPr>
+          <w:p>
+            <w:pPr>
+              <w:spacing w:line="240" w:lineRule="auto" w:after="0"/>
+            </w:pPr>
+            <w:r>
+              <w:rPr>
+                <w:rFonts w:ascii="Times New Roman" w:hAnsi="Times New Roman" w:eastAsia="SimSun"/>
+                <w:b/>
+                <w:sz w:val="19"/>
+              </w:rPr>
+              <w:t>Contriever</w:t>
             </w:r>
           </w:p>
         </w:tc>
         <w:tc>
           <w:tcPr>
-            <w:tcW w:type="dxa" w:w="1205"/>
+            <w:tcW w:type="dxa" w:w="1071"/>
+          </w:tcPr>
+          <w:p>
+            <w:pPr>
+              <w:spacing w:line="240" w:lineRule="auto" w:after="0"/>
+            </w:pPr>
+            <w:r>
+              <w:rPr>
+                <w:rFonts w:ascii="Times New Roman" w:hAnsi="Times New Roman" w:eastAsia="SimSun"/>
+                <w:sz w:val="19"/>
+              </w:rPr>
+              <w:t>dense semantic</w:t>
+            </w:r>
+          </w:p>
+        </w:tc>
+        <w:tc>
+          <w:tcPr>
+            <w:tcW w:type="dxa" w:w="1071"/>
+          </w:tcPr>
+          <w:p>
+            <w:pPr>
+              <w:spacing w:line="240" w:lineRule="auto" w:after="0"/>
+            </w:pPr>
+            <w:r>
+              <w:rPr>
+                <w:rFonts w:ascii="Times New Roman" w:hAnsi="Times New Roman" w:eastAsia="SimSun"/>
+                <w:b/>
+                <w:sz w:val="19"/>
+              </w:rPr>
+              <w:t>0.000</w:t>
+            </w:r>
+          </w:p>
+        </w:tc>
+        <w:tc>
+          <w:tcPr>
+            <w:tcW w:type="dxa" w:w="1071"/>
           </w:tcPr>
           <w:p>
             <w:pPr>
@@ -3399,24 +3502,7 @@
         </w:tc>
         <w:tc>
           <w:tcPr>
-            <w:tcW w:type="dxa" w:w="1205"/>
-          </w:tcPr>
-          <w:p>
-            <w:pPr>
-              <w:spacing w:line="240" w:lineRule="auto" w:after="0"/>
-            </w:pPr>
-            <w:r>
-              <w:rPr>
-                <w:rFonts w:ascii="Times New Roman" w:hAnsi="Times New Roman" w:eastAsia="SimSun"/>
-                <w:sz w:val="19"/>
-              </w:rPr>
-              <w:t>0.875</w:t>
-            </w:r>
-          </w:p>
-        </w:tc>
-        <w:tc>
-          <w:tcPr>
-            <w:tcW w:type="dxa" w:w="1205"/>
+            <w:tcW w:type="dxa" w:w="1071"/>
           </w:tcPr>
           <w:p>
             <w:pPr>
@@ -3433,7 +3519,7 @@
         </w:tc>
         <w:tc>
           <w:tcPr>
-            <w:tcW w:type="dxa" w:w="1205"/>
+            <w:tcW w:type="dxa" w:w="1071"/>
           </w:tcPr>
           <w:p>
             <w:pPr>
@@ -3450,7 +3536,7 @@
         </w:tc>
         <w:tc>
           <w:tcPr>
-            <w:tcW w:type="dxa" w:w="1205"/>
+            <w:tcW w:type="dxa" w:w="1071"/>
           </w:tcPr>
           <w:p>
             <w:pPr>
@@ -3467,96 +3553,7 @@
         </w:tc>
         <w:tc>
           <w:tcPr>
-            <w:tcW w:type="dxa" w:w="1205"/>
-          </w:tcPr>
-          <w:p>
-            <w:pPr>
-              <w:spacing w:line="240" w:lineRule="auto" w:after="0"/>
-            </w:pPr>
-            <w:r>
-              <w:rPr>
-                <w:rFonts w:ascii="Times New Roman" w:hAnsi="Times New Roman" w:eastAsia="SimSun"/>
-                <w:sz w:val="19"/>
-              </w:rPr>
-              <w:t>1.000</w:t>
-            </w:r>
-          </w:p>
-        </w:tc>
-      </w:tr>
-      <w:tr>
-        <w:tc>
-          <w:tcPr>
-            <w:tcW w:type="dxa" w:w="1205"/>
-          </w:tcPr>
-          <w:p>
-            <w:pPr>
-              <w:spacing w:line="240" w:lineRule="auto" w:after="0"/>
-            </w:pPr>
-            <w:r>
-              <w:rPr>
-                <w:rFonts w:ascii="Consolas" w:hAnsi="Consolas" w:eastAsia="Consolas"/>
-                <w:sz w:val="18"/>
-              </w:rPr>
-              <w:t>repr_conserving</w:t>
-            </w:r>
-          </w:p>
-        </w:tc>
-        <w:tc>
-          <w:tcPr>
-            <w:tcW w:type="dxa" w:w="1205"/>
-          </w:tcPr>
-          <w:p>
-            <w:pPr>
-              <w:spacing w:line="240" w:lineRule="auto" w:after="0"/>
-            </w:pPr>
-            <w:r>
-              <w:rPr>
-                <w:rFonts w:ascii="Times New Roman" w:hAnsi="Times New Roman" w:eastAsia="SimSun"/>
-                <w:b/>
-                <w:sz w:val="19"/>
-              </w:rPr>
-              <w:t>GTE-base</w:t>
-            </w:r>
-          </w:p>
-        </w:tc>
-        <w:tc>
-          <w:tcPr>
-            <w:tcW w:type="dxa" w:w="1205"/>
-          </w:tcPr>
-          <w:p>
-            <w:pPr>
-              <w:spacing w:line="240" w:lineRule="auto" w:after="0"/>
-            </w:pPr>
-            <w:r>
-              <w:rPr>
-                <w:rFonts w:ascii="Times New Roman" w:hAnsi="Times New Roman" w:eastAsia="SimSun"/>
-                <w:sz w:val="19"/>
-              </w:rPr>
-              <w:t>0.0625</w:t>
-            </w:r>
-          </w:p>
-        </w:tc>
-        <w:tc>
-          <w:tcPr>
-            <w:tcW w:type="dxa" w:w="1205"/>
-          </w:tcPr>
-          <w:p>
-            <w:pPr>
-              <w:spacing w:line="240" w:lineRule="auto" w:after="0"/>
-            </w:pPr>
-            <w:r>
-              <w:rPr>
-                <w:rFonts w:ascii="Times New Roman" w:hAnsi="Times New Roman" w:eastAsia="SimSun"/>
-                <w:b/>
-                <w:sz w:val="19"/>
-              </w:rPr>
-              <w:t>1.000</w:t>
-            </w:r>
-          </w:p>
-        </w:tc>
-        <w:tc>
-          <w:tcPr>
-            <w:tcW w:type="dxa" w:w="1205"/>
+            <w:tcW w:type="dxa" w:w="1071"/>
           </w:tcPr>
           <w:p>
             <w:pPr>
@@ -3573,7 +3570,113 @@
         </w:tc>
         <w:tc>
           <w:tcPr>
-            <w:tcW w:type="dxa" w:w="1205"/>
+            <w:tcW w:type="dxa" w:w="1071"/>
+          </w:tcPr>
+          <w:p>
+            <w:pPr>
+              <w:spacing w:line="240" w:lineRule="auto" w:after="0"/>
+            </w:pPr>
+            <w:r>
+              <w:rPr>
+                <w:rFonts w:ascii="Times New Roman" w:hAnsi="Times New Roman" w:eastAsia="SimSun"/>
+                <w:sz w:val="19"/>
+              </w:rPr>
+              <w:t>0.943</w:t>
+            </w:r>
+          </w:p>
+        </w:tc>
+      </w:tr>
+      <w:tr>
+        <w:tc>
+          <w:tcPr>
+            <w:tcW w:type="dxa" w:w="1071"/>
+          </w:tcPr>
+          <w:p>
+            <w:pPr>
+              <w:spacing w:line="240" w:lineRule="auto" w:after="0"/>
+            </w:pPr>
+            <w:r>
+              <w:rPr>
+                <w:rFonts w:ascii="Times New Roman" w:hAnsi="Times New Roman" w:eastAsia="SimSun"/>
+                <w:b/>
+                <w:sz w:val="19"/>
+              </w:rPr>
+              <w:t>SPLADE</w:t>
+            </w:r>
+          </w:p>
+        </w:tc>
+        <w:tc>
+          <w:tcPr>
+            <w:tcW w:type="dxa" w:w="1071"/>
+          </w:tcPr>
+          <w:p>
+            <w:pPr>
+              <w:spacing w:line="240" w:lineRule="auto" w:after="0"/>
+            </w:pPr>
+            <w:r>
+              <w:rPr>
+                <w:rFonts w:ascii="Times New Roman" w:hAnsi="Times New Roman" w:eastAsia="SimSun"/>
+                <w:b/>
+                <w:sz w:val="19"/>
+              </w:rPr>
+              <w:t>sparse, learned</w:t>
+            </w:r>
+          </w:p>
+        </w:tc>
+        <w:tc>
+          <w:tcPr>
+            <w:tcW w:type="dxa" w:w="1071"/>
+          </w:tcPr>
+          <w:p>
+            <w:pPr>
+              <w:spacing w:line="240" w:lineRule="auto" w:after="0"/>
+            </w:pPr>
+            <w:r>
+              <w:rPr>
+                <w:rFonts w:ascii="Times New Roman" w:hAnsi="Times New Roman" w:eastAsia="SimSun"/>
+                <w:sz w:val="19"/>
+              </w:rPr>
+              <w:t>0.188</w:t>
+            </w:r>
+          </w:p>
+        </w:tc>
+        <w:tc>
+          <w:tcPr>
+            <w:tcW w:type="dxa" w:w="1071"/>
+          </w:tcPr>
+          <w:p>
+            <w:pPr>
+              <w:spacing w:line="240" w:lineRule="auto" w:after="0"/>
+            </w:pPr>
+            <w:r>
+              <w:rPr>
+                <w:rFonts w:ascii="Times New Roman" w:hAnsi="Times New Roman" w:eastAsia="SimSun"/>
+                <w:sz w:val="19"/>
+              </w:rPr>
+              <w:t>0.500</w:t>
+            </w:r>
+          </w:p>
+        </w:tc>
+        <w:tc>
+          <w:tcPr>
+            <w:tcW w:type="dxa" w:w="1071"/>
+          </w:tcPr>
+          <w:p>
+            <w:pPr>
+              <w:spacing w:line="240" w:lineRule="auto" w:after="0"/>
+            </w:pPr>
+            <w:r>
+              <w:rPr>
+                <w:rFonts w:ascii="Times New Roman" w:hAnsi="Times New Roman" w:eastAsia="SimSun"/>
+                <w:sz w:val="19"/>
+              </w:rPr>
+              <w:t>0.812</w:t>
+            </w:r>
+          </w:p>
+        </w:tc>
+        <w:tc>
+          <w:tcPr>
+            <w:tcW w:type="dxa" w:w="1071"/>
           </w:tcPr>
           <w:p>
             <w:pPr>
@@ -3590,7 +3693,7 @@
         </w:tc>
         <w:tc>
           <w:tcPr>
-            <w:tcW w:type="dxa" w:w="1205"/>
+            <w:tcW w:type="dxa" w:w="1071"/>
           </w:tcPr>
           <w:p>
             <w:pPr>
@@ -3607,7 +3710,7 @@
         </w:tc>
         <w:tc>
           <w:tcPr>
-            <w:tcW w:type="dxa" w:w="1205"/>
+            <w:tcW w:type="dxa" w:w="1071"/>
           </w:tcPr>
           <w:p>
             <w:pPr>
@@ -3622,6 +3725,23 @@
             </w:r>
           </w:p>
         </w:tc>
+        <w:tc>
+          <w:tcPr>
+            <w:tcW w:type="dxa" w:w="1071"/>
+          </w:tcPr>
+          <w:p>
+            <w:pPr>
+              <w:spacing w:line="240" w:lineRule="auto" w:after="0"/>
+            </w:pPr>
+            <w:r>
+              <w:rPr>
+                <w:rFonts w:ascii="Times New Roman" w:hAnsi="Times New Roman" w:eastAsia="SimSun"/>
+                <w:sz w:val="19"/>
+              </w:rPr>
+              <w:t>0.954</w:t>
+            </w:r>
+          </w:p>
+        </w:tc>
       </w:tr>
     </w:tbl>
     <w:p/>
@@ -3631,7 +3751,7 @@
           <w:rFonts w:ascii="Times New Roman" w:hAnsi="Times New Roman" w:eastAsia="SimSun"/>
           <w:sz w:val="22"/>
         </w:rPr>
-        <w:t xml:space="preserve">On GTE-base </w:t>
+        <w:t xml:space="preserve">The picture is </w:t>
       </w:r>
       <w:r>
         <w:rPr>
@@ -3639,92 +3759,192 @@
           <w:b/>
           <w:sz w:val="22"/>
         </w:rPr>
-        <w:t>every defense jumps from its static value to complete failure in a single step of perturbation strength</w:t>
-      </w:r>
-      <w:r>
-        <w:rPr>
-          <w:rFonts w:ascii="Times New Roman" w:hAnsi="Times New Roman" w:eastAsia="SimSun"/>
-          <w:sz w:val="22"/>
-        </w:rPr>
-        <w:t xml:space="preserve"> ($\lambda: 0 \to 0.25$), whereas on our own retriever the collapse is gradual and takes until $\lambda = 1$–$2$. Off-manifold filtering is the extreme case: perfect at $\lambda = 0$ (zero adversarial inclusion) and completely defeated at $\lambda = 0.25$.</w:t>
+        <w:t>not</w:t>
+      </w:r>
+      <w:r>
+        <w:rPr>
+          <w:rFonts w:ascii="Times New Roman" w:hAnsi="Times New Roman" w:eastAsia="SimSun"/>
+          <w:sz w:val="22"/>
+        </w:rPr>
+        <w:t xml:space="preserve"> the one we expected when we added these back-ends, and it took all five to see why. Three of the four pretrained encoders (GTE-base, E5-base-v2, Contriever) start at </w:t>
+      </w:r>
+      <w:r>
+        <w:rPr>
+          <w:rFonts w:ascii="Times New Roman" w:hAnsi="Times New Roman" w:eastAsia="SimSun"/>
+          <w:b/>
+          <w:sz w:val="22"/>
+        </w:rPr>
+        <w:t>exactly zero</w:t>
+      </w:r>
+      <w:r>
+        <w:rPr>
+          <w:rFonts w:ascii="Times New Roman" w:hAnsi="Times New Roman" w:eastAsia="SimSun"/>
+          <w:sz w:val="22"/>
+        </w:rPr>
+        <w:t xml:space="preserve"> adversarial inclusion against the static attacker and are effectively defeated after one perturbation step. But "one step" means a </w:t>
+      </w:r>
+      <w:r>
+        <w:rPr>
+          <w:rFonts w:ascii="Times New Roman" w:hAnsi="Times New Roman" w:eastAsia="SimSun"/>
+          <w:i/>
+          <w:sz w:val="22"/>
+        </w:rPr>
+        <w:t>complete</w:t>
+      </w:r>
+      <w:r>
+        <w:rPr>
+          <w:rFonts w:ascii="Times New Roman" w:hAnsi="Times New Roman" w:eastAsia="SimSun"/>
+          <w:sz w:val="22"/>
+        </w:rPr>
+        <w:t xml:space="preserve"> failure immediately for GTE-base and E5-base-v2 (0.000 → 1.000), while Contriever climbs (0.000 → 0.625 → 1.000) and SPLADE, a real trained encoder whose representation is sparse, behaves like our own hashed retriever (0.188 / 0.500 / 0.812 against 0.250 / 0.562 / 0.812). So neither "pretrained versus hashed" nor "dense versus sparse" describes the collapse on its own.</w:t>
       </w:r>
     </w:p>
     <w:p>
       <w:r>
         <w:rPr>
           <w:rFonts w:ascii="Times New Roman" w:hAnsi="Times New Roman" w:eastAsia="SimSun"/>
-          <w:b/>
-          <w:sz w:val="22"/>
-        </w:rPr>
-        <w:t>Finding 1b.</w:t>
-      </w:r>
-      <w:r>
-        <w:rPr>
-          <w:rFonts w:ascii="Times New Roman" w:hAnsi="Times New Roman" w:eastAsia="SimSun"/>
-          <w:sz w:val="22"/>
-        </w:rPr>
-        <w:t xml:space="preserve"> The adaptive robustness of these defenses is </w:t>
-      </w:r>
-      <w:r>
-        <w:rPr>
-          <w:rFonts w:ascii="Times New Roman" w:hAnsi="Times New Roman" w:eastAsia="SimSun"/>
-          <w:b/>
-          <w:sz w:val="22"/>
-        </w:rPr>
-        <w:t>smaller on a real encoder than on our own</w:t>
-      </w:r>
-      <w:r>
-        <w:rPr>
-          <w:rFonts w:ascii="Times New Roman" w:hAnsi="Times New Roman" w:eastAsia="SimSun"/>
-          <w:sz w:val="22"/>
-        </w:rPr>
-        <w:t>, and the failure is abrupt rather than gradual. A defense's static advantage is erased by a perturbation well below what our own retriever required. This strengthens Finding 1 rather than qualifying it: the hash-based sweep, with its gradual collapse, is if anything generous to the defenses.</w:t>
+          <w:sz w:val="22"/>
+        </w:rPr>
+        <w:t>Three observations are stable across all five, however, and they are what the finding rests on:</w:t>
       </w:r>
     </w:p>
     <w:p>
-      <w:r>
-        <w:rPr>
-          <w:rFonts w:ascii="Times New Roman" w:hAnsi="Times New Roman" w:eastAsia="SimSun"/>
-          <w:sz w:val="22"/>
-        </w:rPr>
-        <w:t xml:space="preserve">We flag one caveat in the other direction. GTE-base shows a </w:t>
-      </w:r>
-      <w:r>
-        <w:rPr>
-          <w:rFonts w:ascii="Times New Roman" w:hAnsi="Times New Roman" w:eastAsia="SimSun"/>
-          <w:i/>
-          <w:sz w:val="22"/>
-        </w:rPr>
-        <w:t>lower</w:t>
-      </w:r>
-      <w:r>
-        <w:rPr>
-          <w:rFonts w:ascii="Times New Roman" w:hAnsi="Times New Roman" w:eastAsia="SimSun"/>
-          <w:sz w:val="22"/>
-        </w:rPr>
-        <w:t xml:space="preserve"> static </w:t>
+      <w:pPr>
+        <w:pStyle w:val="ListNumber"/>
+        <w:spacing w:line="360" w:lineRule="auto"/>
+      </w:pPr>
+      <w:r>
+        <w:rPr>
+          <w:rFonts w:ascii="Times New Roman" w:hAnsi="Times New Roman" w:eastAsia="SimSun"/>
+          <w:b/>
+          <w:sz w:val="22"/>
+        </w:rPr>
+        <w:t>Static advantage is largest on the pretrained encoders.</w:t>
+      </w:r>
+      <w:r>
+        <w:rPr>
+          <w:rFonts w:ascii="Times New Roman" w:hAnsi="Times New Roman" w:eastAsia="SimSun"/>
+          <w:sz w:val="22"/>
+        </w:rPr>
+        <w:t xml:space="preserve"> All four start below our hashed retriever's 0.250; three start at 0.000. This is the reverse of the concern that motivated the experiment.</w:t>
+      </w:r>
+    </w:p>
+    <w:p>
+      <w:pPr>
+        <w:pStyle w:val="ListNumber"/>
+        <w:spacing w:line="360" w:lineRule="auto"/>
+      </w:pPr>
+      <w:r>
+        <w:rPr>
+          <w:rFonts w:ascii="Times New Roman" w:hAnsi="Times New Roman" w:eastAsia="SimSun"/>
+          <w:b/>
+          <w:sz w:val="22"/>
+        </w:rPr>
+        <w:t>No defense retains any measurable benefit beyond $\lambda = 1$</w:t>
+      </w:r>
+      <w:r>
+        <w:rPr>
+          <w:rFonts w:ascii="Times New Roman" w:hAnsi="Times New Roman" w:eastAsia="SimSun"/>
+          <w:sz w:val="22"/>
+        </w:rPr>
+        <w:t xml:space="preserve"> on any of the five back-ends, and on three of them none survives $\lambda = 0.25$.</w:t>
+      </w:r>
+    </w:p>
+    <w:p>
+      <w:pPr>
+        <w:pStyle w:val="ListNumber"/>
+        <w:spacing w:line="360" w:lineRule="auto"/>
+      </w:pPr>
+      <w:r>
+        <w:rPr>
+          <w:rFonts w:ascii="Times New Roman" w:hAnsi="Times New Roman" w:eastAsia="SimSun"/>
+          <w:b/>
+          <w:sz w:val="22"/>
+        </w:rPr>
+        <w:t>The attacker pays essentially nothing.</w:t>
+      </w:r>
+      <w:r>
+        <w:rPr>
+          <w:rFonts w:ascii="Times New Roman" w:hAnsi="Times New Roman" w:eastAsia="SimSun"/>
+          <w:sz w:val="22"/>
+        </w:rPr>
+        <w:t xml:space="preserve"> </w:t>
       </w:r>
       <w:r>
         <w:rPr>
           <w:rFonts w:ascii="Consolas" w:hAnsi="Consolas" w:eastAsia="Consolas"/>
           <w:sz w:val="21"/>
         </w:rPr>
-        <w:t>poison@k</w:t>
-      </w:r>
-      <w:r>
-        <w:rPr>
-          <w:rFonts w:ascii="Times New Roman" w:hAnsi="Times New Roman" w:eastAsia="SimSun"/>
-          <w:sz w:val="22"/>
-        </w:rPr>
-        <w:t xml:space="preserve"> for two of the three defenses (0.000 and 0.0625 at $\lambda=0$ versus 0.125 and 0.625), so part of the apparent steepness is that these defenses start from a better static position. The conclusion that survives is the one that matters in practice: </w:t>
-      </w:r>
+        <w:t>usage</w:t>
+      </w:r>
+      <w:r>
+        <w:rPr>
+          <w:rFonts w:ascii="Times New Roman" w:hAnsi="Times New Roman" w:eastAsia="SimSun"/>
+          <w:sz w:val="22"/>
+        </w:rPr>
+        <w:t xml:space="preserve"> is ≥ 0.943 at $\lambda = 1$ on every back-end. The injected material is over 94% semantically intact at the point where the defenses have already lost most or all of their advantage, so the collapse cannot be attributed to the attacker degrading its own passages.</w:t>
+      </w:r>
+    </w:p>
+    <w:p>
       <w:r>
         <w:rPr>
           <w:rFonts w:ascii="Times New Roman" w:hAnsi="Times New Roman" w:eastAsia="SimSun"/>
           <w:b/>
           <w:sz w:val="22"/>
         </w:rPr>
-        <w:t>the attacker's required effort is lower on the real encoder, not higher, and no defense retains any measurable benefit beyond the smallest perturbation we tested.</w:t>
+        <w:t>Finding 1b.</w:t>
+      </w:r>
+      <w:r>
+        <w:rPr>
+          <w:rFonts w:ascii="Times New Roman" w:hAnsi="Times New Roman" w:eastAsia="SimSun"/>
+          <w:sz w:val="22"/>
+        </w:rPr>
+        <w:t xml:space="preserve"> Every back-end we tested loses the defense's static advantage within one to two perturbation steps, and the </w:t>
+      </w:r>
+      <w:r>
+        <w:rPr>
+          <w:rFonts w:ascii="Times New Roman" w:hAnsi="Times New Roman" w:eastAsia="SimSun"/>
+          <w:i/>
+          <w:sz w:val="22"/>
+        </w:rPr>
+        <w:t>static</w:t>
+      </w:r>
+      <w:r>
+        <w:rPr>
+          <w:rFonts w:ascii="Times New Roman" w:hAnsi="Times New Roman" w:eastAsia="SimSun"/>
+          <w:sz w:val="22"/>
+        </w:rPr>
+        <w:t xml:space="preserve"> advantage is systematically </w:t>
+      </w:r>
+      <w:r>
+        <w:rPr>
+          <w:rFonts w:ascii="Times New Roman" w:hAnsi="Times New Roman" w:eastAsia="SimSun"/>
+          <w:b/>
+          <w:sz w:val="22"/>
+        </w:rPr>
+        <w:t>larger</w:t>
+      </w:r>
+      <w:r>
+        <w:rPr>
+          <w:rFonts w:ascii="Times New Roman" w:hAnsi="Times New Roman" w:eastAsia="SimSun"/>
+          <w:sz w:val="22"/>
+        </w:rPr>
+        <w:t xml:space="preserve">, not smaller, on the pretrained encoders that the compared literature actually uses — three of the four are at exactly zero adversarial inclusion before adaptation. The original framing of this subsection, that the collapse is "steeper on a real encoder", is too coarse and we replace it: GTE-base and E5-base-v2 fail in a single step, whereas Contriever and the learned-sparse SPLADE collapse gradually and resemble our own hashed retriever. With five back-ends the honest statement is that </w:t>
+      </w:r>
+      <w:r>
+        <w:rPr>
+          <w:rFonts w:ascii="Times New Roman" w:hAnsi="Times New Roman" w:eastAsia="SimSun"/>
+          <w:b/>
+          <w:sz w:val="22"/>
+        </w:rPr>
+        <w:t>the abruptness varies by encoder in a way we cannot reduce to one property</w:t>
+      </w:r>
+      <w:r>
+        <w:rPr>
+          <w:rFonts w:ascii="Times New Roman" w:hAnsi="Times New Roman" w:eastAsia="SimSun"/>
+          <w:sz w:val="22"/>
+        </w:rPr>
+        <w:t>, and the robust claims are the three listed above. The practical consequence is unchanged and, if anything, sharper: a defense selected on its static advantage is defeated comprehensively, and the static numbers one would use to select it are most optimistic precisely on the back-ends the literature uses.</w:t>
       </w:r>
     </w:p>
     <w:p>
@@ -4188,7 +4408,7 @@
           <w:rFonts w:ascii="Times New Roman" w:hAnsi="Times New Roman" w:eastAsia="SimSun"/>
           <w:sz w:val="22"/>
         </w:rPr>
-        <w:t xml:space="preserve"> A controlled corpus and BBQ; a feature-hashing dense retriever and GTE-base. BBQ is a bias benchmark rather than a retrieval benchmark, and its large pre-existing stance imbalance dominates absolute fairness metrics (see the companion paper for a fuller treatment). On real encoders the R2 gap saturates at its maximum under the projection attack, which leaves no headroom for a fairness constraint to demonstrate benefit — a limitation of what can be measured on those back-ends rather than of the defenses. A neutral retrieval corpus would place the magnitudes on a representative footing, but none exists with the group and stance annotations this analysis needs; see Limitation 1 of the companion paper, where we argue that is the field's binding infrastructure problem rather than a gap in this study.</w:t>
+        <w:t xml:space="preserve"> A controlled corpus and BBQ; five vector back-ends (our feature-hashing dense retriever, GTE-base, E5-base-v2, Contriever and SPLADE). BBQ is a bias benchmark rather than a retrieval benchmark, and its large pre-existing stance imbalance dominates absolute fairness metrics (see the companion paper for a fuller treatment). On the pretrained encoders the R2 gap saturates at its maximum under the projection attack, which leaves no headroom for a fairness constraint to demonstrate benefit — a limitation of what can be measured on those back-ends rather than of the defenses. A neutral retrieval corpus would place the magnitudes on a representative footing, but none exists with the group and stance annotations this analysis needs; see Limitation 1 of the companion paper, where we argue that is the field's binding infrastructure problem rather than a gap in this study.</w:t>
       </w:r>
     </w:p>
     <w:p>
@@ -4209,7 +4429,22 @@
           <w:rFonts w:ascii="Times New Roman" w:hAnsi="Times New Roman" w:eastAsia="SimSun"/>
           <w:sz w:val="22"/>
         </w:rPr>
-        <w:t xml:space="preserve"> Three defenses from two mechanism families, and two vector back-ends (our feature-hashing retriever and GTE-base). Covering the embedder-control [7] and constrained-optimisation [5] families would strengthen the generality of Finding 1; we argue the structural argument of §4 applies to both, since embedder control is also a fixed public map and constrained optimisation has a public objective. On backbones, the companion paper reports that text-attack effectiveness varies nine-fold between two real encoders of the same size class (Contriever 0.5625 versus GTE-base 0.0625), so adaptive robustness should be expected to vary similarly — which is a reason for caution about our own GTE-only alignment, and a reason to expect that single-backbone robustness claims in this literature are not portable. Contriever, E5 and SPLADE remain to be swept.</w:t>
+        <w:t xml:space="preserve"> Three defenses from two mechanism families. Five vector back-ends are covered (our feature-hashing retriever, GTE-base, E5-base-v2, Contriever and SPLADE), but all are base-size checkpoints and all are English; covering the embedder-control [7] and constrained-optimisation [5] families would strengthen the generality of Finding 1; we argue the structural argument of §4 applies to both, since embedder control is also a fixed public map and constrained optimisation has a public objective. The back-end sweep does establish one negative result that bears on the literature: the </w:t>
+      </w:r>
+      <w:r>
+        <w:rPr>
+          <w:rFonts w:ascii="Times New Roman" w:hAnsi="Times New Roman" w:eastAsia="SimSun"/>
+          <w:i/>
+          <w:sz w:val="22"/>
+        </w:rPr>
+        <w:t>abruptness</w:t>
+      </w:r>
+      <w:r>
+        <w:rPr>
+          <w:rFonts w:ascii="Times New Roman" w:hAnsi="Times New Roman" w:eastAsia="SimSun"/>
+          <w:sz w:val="22"/>
+        </w:rPr>
+        <w:t xml:space="preserve"> of the adaptive collapse is not predictable from the encoder's family, since GTE-base and E5-base-v2 fail in one step while Contriever and the learned-sparse SPLADE do not — and the companion paper reports that static text-attack effectiveness varies nine-fold across the same encoder set (Contriever 0.5625 versus GTE-base and E5-base-v2 at 0.0625). Adaptive robustness should be expected to vary at least as much, which is a reason to expect that single-backbone robustness claims in this literature are not portable. Larger checkpoints remain to be swept.</w:t>
       </w:r>
     </w:p>
     <w:p>
@@ -4977,23 +5212,101 @@
           <w:rFonts w:ascii="Times New Roman" w:hAnsi="Times New Roman" w:eastAsia="SimSun"/>
           <w:sz w:val="22"/>
         </w:rPr>
-        <w:t>Real-encoder runs (the GTE-base sweep of §5.2b) need</w:t>
+        <w:t>The five-back-end adaptive sweep of §5.2b is reproduced by:</w:t>
       </w:r>
     </w:p>
     <w:p>
+      <w:pPr>
+        <w:spacing w:line="240" w:lineRule="auto"/>
+        <w:ind w:left="283"/>
+      </w:pPr>
+      <w:r>
+        <w:rPr>
+          <w:rFonts w:ascii="Consolas" w:hAnsi="Consolas" w:eastAsia="Consolas"/>
+          <w:sz w:val="18"/>
+        </w:rPr>
+        <w:t>export HF_ENDPOINT=https://hf-mirror.com   # where huggingface.co is unreachable</w:t>
+      </w:r>
+    </w:p>
+    <w:p>
+      <w:pPr>
+        <w:spacing w:line="240" w:lineRule="auto"/>
+        <w:ind w:left="283"/>
+      </w:pPr>
+      <w:r>
+        <w:rPr>
+          <w:rFonts w:ascii="Consolas" w:hAnsi="Consolas" w:eastAsia="Consolas"/>
+          <w:sz w:val="18"/>
+        </w:rPr>
+        <w:t>python -m src.run_experiment --config configs/default.json --out results/repro_check</w:t>
+      </w:r>
+    </w:p>
+    <w:p>
+      <w:pPr>
+        <w:spacing w:line="240" w:lineRule="auto"/>
+        <w:ind w:left="283"/>
+      </w:pPr>
+      <w:r>
+        <w:rPr>
+          <w:rFonts w:ascii="Consolas" w:hAnsi="Consolas" w:eastAsia="Consolas"/>
+          <w:sz w:val="18"/>
+        </w:rPr>
+        <w:t>python -m src.run_experiment --config configs/align_gte_ad.json</w:t>
+      </w:r>
+    </w:p>
+    <w:p>
+      <w:pPr>
+        <w:spacing w:line="240" w:lineRule="auto"/>
+        <w:ind w:left="283"/>
+      </w:pPr>
+      <w:r>
+        <w:rPr>
+          <w:rFonts w:ascii="Consolas" w:hAnsi="Consolas" w:eastAsia="Consolas"/>
+          <w:sz w:val="18"/>
+        </w:rPr>
+        <w:t>python -m src.run_experiment --config configs/align_e5.json</w:t>
+      </w:r>
+    </w:p>
+    <w:p>
+      <w:pPr>
+        <w:spacing w:line="240" w:lineRule="auto"/>
+        <w:ind w:left="283"/>
+      </w:pPr>
+      <w:r>
+        <w:rPr>
+          <w:rFonts w:ascii="Consolas" w:hAnsi="Consolas" w:eastAsia="Consolas"/>
+          <w:sz w:val="18"/>
+        </w:rPr>
+        <w:t>python -m src.run_experiment --config configs/contriever_ad.json</w:t>
+      </w:r>
+    </w:p>
+    <w:p>
+      <w:pPr>
+        <w:spacing w:line="240" w:lineRule="auto"/>
+        <w:ind w:left="283"/>
+      </w:pPr>
+      <w:r>
+        <w:rPr>
+          <w:rFonts w:ascii="Consolas" w:hAnsi="Consolas" w:eastAsia="Consolas"/>
+          <w:sz w:val="18"/>
+        </w:rPr>
+        <w:t>python -m src.run_experiment --config configs/align_splade.json</w:t>
+      </w:r>
+    </w:p>
+    <w:p>
       <w:r>
         <w:rPr>
           <w:rFonts w:ascii="Consolas" w:hAnsi="Consolas" w:eastAsia="Consolas"/>
           <w:sz w:val="21"/>
         </w:rPr>
-        <w:t>HF_ENDPOINT=https://hf-mirror.com</w:t>
-      </w:r>
-      <w:r>
-        <w:rPr>
-          <w:rFonts w:ascii="Times New Roman" w:hAnsi="Times New Roman" w:eastAsia="SimSun"/>
-          <w:sz w:val="22"/>
-        </w:rPr>
-        <w:t xml:space="preserve"> on networks where huggingface.co is</w:t>
+        <w:t>analysis/collapse_table.py</w:t>
+      </w:r>
+      <w:r>
+        <w:rPr>
+          <w:rFonts w:ascii="Times New Roman" w:hAnsi="Times New Roman" w:eastAsia="SimSun"/>
+          <w:sz w:val="22"/>
+        </w:rPr>
+        <w:t xml:space="preserve"> prints the collapse table across all five directly</w:t>
       </w:r>
     </w:p>
     <w:p>
@@ -5002,14 +5315,21 @@
           <w:rFonts w:ascii="Times New Roman" w:hAnsi="Times New Roman" w:eastAsia="SimSun"/>
           <w:sz w:val="22"/>
         </w:rPr>
-        <w:t xml:space="preserve">unreachable, and </w:t>
+        <w:t xml:space="preserve">from the committed CSVs. </w:t>
       </w:r>
       <w:r>
         <w:rPr>
           <w:rFonts w:ascii="Consolas" w:hAnsi="Consolas" w:eastAsia="Consolas"/>
           <w:sz w:val="21"/>
         </w:rPr>
-        <w:t>python -m src.run_experiment --config configs/align_gte_ad.json</w:t>
+        <w:t>paper/compile_papers.py</w:t>
+      </w:r>
+      <w:r>
+        <w:rPr>
+          <w:rFonts w:ascii="Times New Roman" w:hAnsi="Times New Roman" w:eastAsia="SimSun"/>
+          <w:sz w:val="22"/>
+        </w:rPr>
+        <w:t xml:space="preserve"> compiles this manuscript with</w:t>
       </w:r>
     </w:p>
     <w:p>
@@ -5018,7 +5338,201 @@
           <w:rFonts w:ascii="Times New Roman" w:hAnsi="Times New Roman" w:eastAsia="SimSun"/>
           <w:sz w:val="22"/>
         </w:rPr>
-        <w:t>reproduces the adaptive table.</w:t>
+        <w:t>MiKTeX and parses real LaTeX errors, undefined references and overfull boxes out</w:t>
+      </w:r>
+    </w:p>
+    <w:p>
+      <w:r>
+        <w:rPr>
+          <w:rFonts w:ascii="Times New Roman" w:hAnsi="Times New Roman" w:eastAsia="SimSun"/>
+          <w:sz w:val="22"/>
+        </w:rPr>
+        <w:t xml:space="preserve">of the </w:t>
+      </w:r>
+      <w:r>
+        <w:rPr>
+          <w:rFonts w:ascii="Consolas" w:hAnsi="Consolas" w:eastAsia="Consolas"/>
+          <w:sz w:val="21"/>
+        </w:rPr>
+        <w:t>.log</w:t>
+      </w:r>
+      <w:r>
+        <w:rPr>
+          <w:rFonts w:ascii="Times New Roman" w:hAnsi="Times New Roman" w:eastAsia="SimSun"/>
+          <w:sz w:val="22"/>
+        </w:rPr>
+        <w:t xml:space="preserve"> (the </w:t>
+      </w:r>
+      <w:r>
+        <w:rPr>
+          <w:rFonts w:ascii="Consolas" w:hAnsi="Consolas" w:eastAsia="Consolas"/>
+          <w:sz w:val="21"/>
+        </w:rPr>
+        <w:t>make_latex.py</w:t>
+      </w:r>
+      <w:r>
+        <w:rPr>
+          <w:rFonts w:ascii="Times New Roman" w:hAnsi="Times New Roman" w:eastAsia="SimSun"/>
+          <w:sz w:val="22"/>
+        </w:rPr>
+        <w:t xml:space="preserve"> conversion log is not a compile check and</w:t>
+      </w:r>
+    </w:p>
+    <w:p>
+      <w:r>
+        <w:rPr>
+          <w:rFonts w:ascii="Consolas" w:hAnsi="Consolas" w:eastAsia="Consolas"/>
+          <w:sz w:val="21"/>
+        </w:rPr>
+        <w:t>pdflatex</w:t>
+      </w:r>
+      <w:r>
+        <w:rPr>
+          <w:rFonts w:ascii="Times New Roman" w:hAnsi="Times New Roman" w:eastAsia="SimSun"/>
+          <w:sz w:val="22"/>
+        </w:rPr>
+        <w:t xml:space="preserve"> is not necessarily on </w:t>
+      </w:r>
+      <w:r>
+        <w:rPr>
+          <w:rFonts w:ascii="Consolas" w:hAnsi="Consolas" w:eastAsia="Consolas"/>
+          <w:sz w:val="21"/>
+        </w:rPr>
+        <w:t>PATH</w:t>
+      </w:r>
+      <w:r>
+        <w:rPr>
+          <w:rFonts w:ascii="Times New Roman" w:hAnsi="Times New Roman" w:eastAsia="SimSun"/>
+          <w:sz w:val="22"/>
+        </w:rPr>
+        <w:t>).</w:t>
+      </w:r>
+    </w:p>
+    <w:p>
+      <w:r>
+        <w:rPr>
+          <w:rFonts w:ascii="Times New Roman" w:hAnsi="Times New Roman" w:eastAsia="SimSun"/>
+          <w:sz w:val="22"/>
+        </w:rPr>
+        <w:t>One reproducibility note, because it affected an earlier version of Table 2 in</w:t>
+      </w:r>
+    </w:p>
+    <w:p>
+      <w:r>
+        <w:rPr>
+          <w:rFonts w:ascii="Times New Roman" w:hAnsi="Times New Roman" w:eastAsia="SimSun"/>
+          <w:sz w:val="22"/>
+        </w:rPr>
+        <w:t xml:space="preserve">this paper. Run outputs going to a scratch directory that </w:t>
+      </w:r>
+      <w:r>
+        <w:rPr>
+          <w:rFonts w:ascii="Consolas" w:hAnsi="Consolas" w:eastAsia="Consolas"/>
+          <w:sz w:val="21"/>
+        </w:rPr>
+        <w:t>.gitignore</w:t>
+      </w:r>
+      <w:r>
+        <w:rPr>
+          <w:rFonts w:ascii="Times New Roman" w:hAnsi="Times New Roman" w:eastAsia="SimSun"/>
+          <w:sz w:val="22"/>
+        </w:rPr>
+        <w:t xml:space="preserve"> excludes</w:t>
+      </w:r>
+    </w:p>
+    <w:p>
+      <w:r>
+        <w:rPr>
+          <w:rFonts w:ascii="Times New Roman" w:hAnsi="Times New Roman" w:eastAsia="SimSun"/>
+          <w:sz w:val="22"/>
+        </w:rPr>
+        <w:t xml:space="preserve">are </w:t>
+      </w:r>
+      <w:r>
+        <w:rPr>
+          <w:rFonts w:ascii="Times New Roman" w:hAnsi="Times New Roman" w:eastAsia="SimSun"/>
+          <w:b/>
+          <w:sz w:val="22"/>
+        </w:rPr>
+        <w:t>not</w:t>
+      </w:r>
+      <w:r>
+        <w:rPr>
+          <w:rFonts w:ascii="Times New Roman" w:hAnsi="Times New Roman" w:eastAsia="SimSun"/>
+          <w:sz w:val="22"/>
+        </w:rPr>
+        <w:t xml:space="preserve"> evidence: a draft table was built from such a run and reported a</w:t>
+      </w:r>
+    </w:p>
+    <w:p>
+      <w:r>
+        <w:rPr>
+          <w:rFonts w:ascii="Times New Roman" w:hAnsi="Times New Roman" w:eastAsia="SimSun"/>
+          <w:sz w:val="22"/>
+        </w:rPr>
+        <w:t xml:space="preserve">static </w:t>
+      </w:r>
+      <w:r>
+        <w:rPr>
+          <w:rFonts w:ascii="Consolas" w:hAnsi="Consolas" w:eastAsia="Consolas"/>
+          <w:sz w:val="21"/>
+        </w:rPr>
+        <w:t>poison@k</w:t>
+      </w:r>
+      <w:r>
+        <w:rPr>
+          <w:rFonts w:ascii="Times New Roman" w:hAnsi="Times New Roman" w:eastAsia="SimSun"/>
+          <w:sz w:val="22"/>
+        </w:rPr>
+        <w:t xml:space="preserve"> of 0.125 where the committed configuration yields 0.250.</w:t>
+      </w:r>
+    </w:p>
+    <w:p>
+      <w:r>
+        <w:rPr>
+          <w:rFonts w:ascii="Times New Roman" w:hAnsi="Times New Roman" w:eastAsia="SimSun"/>
+          <w:sz w:val="22"/>
+        </w:rPr>
+        <w:t xml:space="preserve">Re-running </w:t>
+      </w:r>
+      <w:r>
+        <w:rPr>
+          <w:rFonts w:ascii="Consolas" w:hAnsi="Consolas" w:eastAsia="Consolas"/>
+          <w:sz w:val="21"/>
+        </w:rPr>
+        <w:t>configs/default.json</w:t>
+      </w:r>
+      <w:r>
+        <w:rPr>
+          <w:rFonts w:ascii="Times New Roman" w:hAnsi="Times New Roman" w:eastAsia="SimSun"/>
+          <w:sz w:val="22"/>
+        </w:rPr>
+        <w:t xml:space="preserve"> reproduces the committed </w:t>
+      </w:r>
+      <w:r>
+        <w:rPr>
+          <w:rFonts w:ascii="Consolas" w:hAnsi="Consolas" w:eastAsia="Consolas"/>
+          <w:sz w:val="21"/>
+        </w:rPr>
+        <w:t>results/full/</w:t>
+      </w:r>
+    </w:p>
+    <w:p>
+      <w:r>
+        <w:rPr>
+          <w:rFonts w:ascii="Times New Roman" w:hAnsi="Times New Roman" w:eastAsia="SimSun"/>
+          <w:sz w:val="22"/>
+        </w:rPr>
+        <w:t>adaptive cells exactly (18 of 18 bit-identical), and that is the check we now</w:t>
+      </w:r>
+    </w:p>
+    <w:p>
+      <w:r>
+        <w:rPr>
+          <w:rFonts w:ascii="Times New Roman" w:hAnsi="Times New Roman" w:eastAsia="SimSun"/>
+          <w:sz w:val="22"/>
+        </w:rPr>
+        <w:t>apply before quoting a number.</w:t>
       </w:r>
     </w:p>
     <w:sectPr>

--- a/paper/manuscript_B_adaptive_v1.docx
+++ b/paper/manuscript_B_adaptive_v1.docx
@@ -133,14 +133,14 @@
           <w:b/>
           <w:sz w:val="22"/>
         </w:rPr>
-        <w:t>five retrieval back-ends</w:t>
-      </w:r>
-      <w:r>
-        <w:rPr>
-          <w:rFonts w:ascii="Times New Roman" w:hAnsi="Times New Roman" w:eastAsia="SimSun"/>
-          <w:sz w:val="22"/>
-        </w:rPr>
-        <w:t>: our own feature-hashing dense retriever, GTE-base, E5-base-v2, Contriever, and SPLADE (a learned sparse retriever).</w:t>
+        <w:t>six retrieval back-ends</w:t>
+      </w:r>
+      <w:r>
+        <w:rPr>
+          <w:rFonts w:ascii="Times New Roman" w:hAnsi="Times New Roman" w:eastAsia="SimSun"/>
+          <w:sz w:val="22"/>
+        </w:rPr>
+        <w:t>: our own feature-hashing dense retriever, GTE-base, E5-base-v2, Contriever, and SPLADE at both distil and efficient-large size (a learned sparse retriever).</w:t>
       </w:r>
     </w:p>
     <w:p>
@@ -184,7 +184,7 @@
           <w:b/>
           <w:sz w:val="22"/>
         </w:rPr>
-        <w:t>The collapse is measured on five back-ends, and the static advantage is largest on the pretrained encoders the literature actually uses.</w:t>
+        <w:t>The collapse is measured on six back-ends, and the static advantage is largest on the pretrained encoders the literature actually uses.</w:t>
       </w:r>
       <w:r>
         <w:rPr>
@@ -2750,7 +2750,7 @@
           <w:rFonts w:ascii="Times New Roman" w:hAnsi="Times New Roman" w:eastAsia="SimSun"/>
           <w:sz w:val="22"/>
         </w:rPr>
-        <w:t xml:space="preserve"> under the adaptive attacker, off-manifold filtering, by back-end. Five back-ends; </w:t>
+        <w:t xml:space="preserve"> under the adaptive attacker, off-manifold filtering, by back-end. Six back-ends; </w:t>
       </w:r>
       <w:r>
         <w:rPr>
@@ -3603,6 +3603,13 @@
               </w:rPr>
               <w:t>SPLADE</w:t>
             </w:r>
+            <w:r>
+              <w:rPr>
+                <w:rFonts w:ascii="Times New Roman" w:hAnsi="Times New Roman" w:eastAsia="SimSun"/>
+                <w:sz w:val="19"/>
+              </w:rPr>
+              <w:t xml:space="preserve"> (distil)</w:t>
+            </w:r>
           </w:p>
         </w:tc>
         <w:tc>
@@ -3616,7 +3623,6 @@
             <w:r>
               <w:rPr>
                 <w:rFonts w:ascii="Times New Roman" w:hAnsi="Times New Roman" w:eastAsia="SimSun"/>
-                <w:b/>
                 <w:sz w:val="19"/>
               </w:rPr>
               <w:t>sparse, learned</w:t>
@@ -3743,6 +3749,163 @@
           </w:p>
         </w:tc>
       </w:tr>
+      <w:tr>
+        <w:tc>
+          <w:tcPr>
+            <w:tcW w:type="dxa" w:w="1071"/>
+          </w:tcPr>
+          <w:p>
+            <w:pPr>
+              <w:spacing w:line="240" w:lineRule="auto" w:after="0"/>
+            </w:pPr>
+            <w:r>
+              <w:rPr>
+                <w:rFonts w:ascii="Times New Roman" w:hAnsi="Times New Roman" w:eastAsia="SimSun"/>
+                <w:b/>
+                <w:sz w:val="19"/>
+              </w:rPr>
+              <w:t>SPLADE large</w:t>
+            </w:r>
+          </w:p>
+        </w:tc>
+        <w:tc>
+          <w:tcPr>
+            <w:tcW w:type="dxa" w:w="1071"/>
+          </w:tcPr>
+          <w:p>
+            <w:pPr>
+              <w:spacing w:line="240" w:lineRule="auto" w:after="0"/>
+            </w:pPr>
+            <w:r>
+              <w:rPr>
+                <w:rFonts w:ascii="Times New Roman" w:hAnsi="Times New Roman" w:eastAsia="SimSun"/>
+                <w:sz w:val="19"/>
+              </w:rPr>
+              <w:t>sparse, learned</w:t>
+            </w:r>
+          </w:p>
+        </w:tc>
+        <w:tc>
+          <w:tcPr>
+            <w:tcW w:type="dxa" w:w="1071"/>
+          </w:tcPr>
+          <w:p>
+            <w:pPr>
+              <w:spacing w:line="240" w:lineRule="auto" w:after="0"/>
+            </w:pPr>
+            <w:r>
+              <w:rPr>
+                <w:rFonts w:ascii="Times New Roman" w:hAnsi="Times New Roman" w:eastAsia="SimSun"/>
+                <w:b/>
+                <w:sz w:val="19"/>
+              </w:rPr>
+              <w:t>0.000</w:t>
+            </w:r>
+          </w:p>
+        </w:tc>
+        <w:tc>
+          <w:tcPr>
+            <w:tcW w:type="dxa" w:w="1071"/>
+          </w:tcPr>
+          <w:p>
+            <w:pPr>
+              <w:spacing w:line="240" w:lineRule="auto" w:after="0"/>
+            </w:pPr>
+            <w:r>
+              <w:rPr>
+                <w:rFonts w:ascii="Times New Roman" w:hAnsi="Times New Roman" w:eastAsia="SimSun"/>
+                <w:sz w:val="19"/>
+              </w:rPr>
+              <w:t>0.500</w:t>
+            </w:r>
+          </w:p>
+        </w:tc>
+        <w:tc>
+          <w:tcPr>
+            <w:tcW w:type="dxa" w:w="1071"/>
+          </w:tcPr>
+          <w:p>
+            <w:pPr>
+              <w:spacing w:line="240" w:lineRule="auto" w:after="0"/>
+            </w:pPr>
+            <w:r>
+              <w:rPr>
+                <w:rFonts w:ascii="Times New Roman" w:hAnsi="Times New Roman" w:eastAsia="SimSun"/>
+                <w:sz w:val="19"/>
+              </w:rPr>
+              <w:t>0.750</w:t>
+            </w:r>
+          </w:p>
+        </w:tc>
+        <w:tc>
+          <w:tcPr>
+            <w:tcW w:type="dxa" w:w="1071"/>
+          </w:tcPr>
+          <w:p>
+            <w:pPr>
+              <w:spacing w:line="240" w:lineRule="auto" w:after="0"/>
+            </w:pPr>
+            <w:r>
+              <w:rPr>
+                <w:rFonts w:ascii="Times New Roman" w:hAnsi="Times New Roman" w:eastAsia="SimSun"/>
+                <w:sz w:val="19"/>
+              </w:rPr>
+              <w:t>0.938</w:t>
+            </w:r>
+          </w:p>
+        </w:tc>
+        <w:tc>
+          <w:tcPr>
+            <w:tcW w:type="dxa" w:w="1071"/>
+          </w:tcPr>
+          <w:p>
+            <w:pPr>
+              <w:spacing w:line="240" w:lineRule="auto" w:after="0"/>
+            </w:pPr>
+            <w:r>
+              <w:rPr>
+                <w:rFonts w:ascii="Times New Roman" w:hAnsi="Times New Roman" w:eastAsia="SimSun"/>
+                <w:sz w:val="19"/>
+              </w:rPr>
+              <w:t>1.000</w:t>
+            </w:r>
+          </w:p>
+        </w:tc>
+        <w:tc>
+          <w:tcPr>
+            <w:tcW w:type="dxa" w:w="1071"/>
+          </w:tcPr>
+          <w:p>
+            <w:pPr>
+              <w:spacing w:line="240" w:lineRule="auto" w:after="0"/>
+            </w:pPr>
+            <w:r>
+              <w:rPr>
+                <w:rFonts w:ascii="Times New Roman" w:hAnsi="Times New Roman" w:eastAsia="SimSun"/>
+                <w:sz w:val="19"/>
+              </w:rPr>
+              <w:t>1.000</w:t>
+            </w:r>
+          </w:p>
+        </w:tc>
+        <w:tc>
+          <w:tcPr>
+            <w:tcW w:type="dxa" w:w="1071"/>
+          </w:tcPr>
+          <w:p>
+            <w:pPr>
+              <w:spacing w:line="240" w:lineRule="auto" w:after="0"/>
+            </w:pPr>
+            <w:r>
+              <w:rPr>
+                <w:rFonts w:ascii="Times New Roman" w:hAnsi="Times New Roman" w:eastAsia="SimSun"/>
+                <w:sz w:val="19"/>
+              </w:rPr>
+              <w:t>0.952</w:t>
+            </w:r>
+          </w:p>
+        </w:tc>
+      </w:tr>
     </w:tbl>
     <w:p/>
     <w:p>
@@ -3766,7 +3929,7 @@
           <w:rFonts w:ascii="Times New Roman" w:hAnsi="Times New Roman" w:eastAsia="SimSun"/>
           <w:sz w:val="22"/>
         </w:rPr>
-        <w:t xml:space="preserve"> the one we expected when we added these back-ends, and it took all five to see why. Three of the four pretrained encoders (GTE-base, E5-base-v2, Contriever) start at </w:t>
+        <w:t xml:space="preserve"> the one we expected when we added these back-ends, and it took all six to see why. Four of the five pretrained encoders (GTE-base, E5-base-v2, Contriever, SPLADE-large) start at </w:t>
       </w:r>
       <w:r>
         <w:rPr>
@@ -3796,7 +3959,22 @@
           <w:rFonts w:ascii="Times New Roman" w:hAnsi="Times New Roman" w:eastAsia="SimSun"/>
           <w:sz w:val="22"/>
         </w:rPr>
-        <w:t xml:space="preserve"> failure immediately for GTE-base and E5-base-v2 (0.000 → 1.000), while Contriever climbs (0.000 → 0.625 → 1.000) and SPLADE, a real trained encoder whose representation is sparse, behaves like our own hashed retriever (0.188 / 0.500 / 0.812 against 0.250 / 0.562 / 0.812). So neither "pretrained versus hashed" nor "dense versus sparse" describes the collapse on its own.</w:t>
+        <w:t xml:space="preserve"> failure immediately for GTE-base and E5-base-v2 (0.000 → 1.000), while Contriever (0.000 → 0.625 → 1.000) and both SPLADE sizes climb and resemble our own hashed retriever (0.188 / 0.500 / 0.812 and 0.000 / 0.500 / 0.750 against 0.250 / 0.562 / 0.812). Notably, scaling SPLADE up </w:t>
+      </w:r>
+      <w:r>
+        <w:rPr>
+          <w:rFonts w:ascii="Times New Roman" w:hAnsi="Times New Roman" w:eastAsia="SimSun"/>
+          <w:i/>
+          <w:sz w:val="22"/>
+        </w:rPr>
+        <w:t>improves</w:t>
+      </w:r>
+      <w:r>
+        <w:rPr>
+          <w:rFonts w:ascii="Times New Roman" w:hAnsi="Times New Roman" w:eastAsia="SimSun"/>
+          <w:sz w:val="22"/>
+        </w:rPr>
+        <w:t xml:space="preserve"> the defense's static position — 0.188 → 0.000 at $\lambda = 0$ — while leaving the collapse rate essentially unchanged. So neither "pretrained versus hashed" nor "dense versus sparse" describes the collapse on its own.</w:t>
       </w:r>
     </w:p>
     <w:p>
@@ -3826,7 +4004,7 @@
           <w:rFonts w:ascii="Times New Roman" w:hAnsi="Times New Roman" w:eastAsia="SimSun"/>
           <w:sz w:val="22"/>
         </w:rPr>
-        <w:t xml:space="preserve"> All four start below our hashed retriever's 0.250; three start at 0.000. This is the reverse of the concern that motivated the experiment.</w:t>
+        <w:t xml:space="preserve"> All five start below our hashed retriever's 0.250; four start at 0.000. This is the reverse of the concern that motivated the experiment.</w:t>
       </w:r>
     </w:p>
     <w:p>
@@ -3847,7 +4025,7 @@
           <w:rFonts w:ascii="Times New Roman" w:hAnsi="Times New Roman" w:eastAsia="SimSun"/>
           <w:sz w:val="22"/>
         </w:rPr>
-        <w:t xml:space="preserve"> on any of the five back-ends, and on three of them none survives $\lambda = 0.25$.</w:t>
+        <w:t xml:space="preserve"> on any of the six back-ends, and on four of them none survives $\lambda = 0.25$.</w:t>
       </w:r>
     </w:p>
     <w:p>
@@ -3929,7 +4107,7 @@
           <w:rFonts w:ascii="Times New Roman" w:hAnsi="Times New Roman" w:eastAsia="SimSun"/>
           <w:sz w:val="22"/>
         </w:rPr>
-        <w:t xml:space="preserve">, not smaller, on the pretrained encoders that the compared literature actually uses — three of the four are at exactly zero adversarial inclusion before adaptation. The original framing of this subsection, that the collapse is "steeper on a real encoder", is too coarse and we replace it: GTE-base and E5-base-v2 fail in a single step, whereas Contriever and the learned-sparse SPLADE collapse gradually and resemble our own hashed retriever. With five back-ends the honest statement is that </w:t>
+        <w:t xml:space="preserve">, not smaller, on the pretrained encoders that the compared literature actually uses — four of the five are at exactly zero adversarial inclusion before adaptation. The original framing of this subsection, that the collapse is "steeper on a real encoder", is too coarse and we replace it: GTE-base and E5-base-v2 fail in a single step, whereas Contriever and both SPLADE sizes collapse gradually and resemble our own hashed retriever. With six back-ends the honest statement is that </w:t>
       </w:r>
       <w:r>
         <w:rPr>
@@ -3945,6 +4123,30 @@
           <w:sz w:val="22"/>
         </w:rPr>
         <w:t>, and the robust claims are the three listed above. The practical consequence is unchanged and, if anything, sharper: a defense selected on its static advantage is defeated comprehensively, and the static numbers one would use to select it are most optimistic precisely on the back-ends the literature uses.</w:t>
+      </w:r>
+    </w:p>
+    <w:p>
+      <w:r>
+        <w:rPr>
+          <w:rFonts w:ascii="Times New Roman" w:hAnsi="Times New Roman" w:eastAsia="SimSun"/>
+          <w:sz w:val="22"/>
+        </w:rPr>
+        <w:t xml:space="preserve">This parallels the companion paper's scale check, and the two together are worth stating plainly: </w:t>
+      </w:r>
+      <w:r>
+        <w:rPr>
+          <w:rFonts w:ascii="Times New Roman" w:hAnsi="Times New Roman" w:eastAsia="SimSun"/>
+          <w:b/>
+          <w:sz w:val="22"/>
+        </w:rPr>
+        <w:t>the encoder is not a nuisance parameter.</w:t>
+      </w:r>
+      <w:r>
+        <w:rPr>
+          <w:rFonts w:ascii="Times New Roman" w:hAnsi="Times New Roman" w:eastAsia="SimSun"/>
+          <w:sz w:val="22"/>
+        </w:rPr>
+        <w:t xml:space="preserve"> In the companion paper, enlarging GTE within one family and training recipe moves text-attack susceptibility eight-fold (0.0625 → 0.5000). Here, the same encoders differ in whether they collapse in one perturbation step or three. An adaptive-robustness claim measured on one back-end therefore inherits an unmeasured dependence on which back-end was chosen.</w:t>
       </w:r>
     </w:p>
     <w:p>
@@ -4408,7 +4610,7 @@
           <w:rFonts w:ascii="Times New Roman" w:hAnsi="Times New Roman" w:eastAsia="SimSun"/>
           <w:sz w:val="22"/>
         </w:rPr>
-        <w:t xml:space="preserve"> A controlled corpus and BBQ; five vector back-ends (our feature-hashing dense retriever, GTE-base, E5-base-v2, Contriever and SPLADE). BBQ is a bias benchmark rather than a retrieval benchmark, and its large pre-existing stance imbalance dominates absolute fairness metrics (see the companion paper for a fuller treatment). On the pretrained encoders the R2 gap saturates at its maximum under the projection attack, which leaves no headroom for a fairness constraint to demonstrate benefit — a limitation of what can be measured on those back-ends rather than of the defenses. A neutral retrieval corpus would place the magnitudes on a representative footing, but none exists with the group and stance annotations this analysis needs; see Limitation 1 of the companion paper, where we argue that is the field's binding infrastructure problem rather than a gap in this study.</w:t>
+        <w:t xml:space="preserve"> A controlled corpus and BBQ; six vector back-ends (our feature-hashing dense retriever, GTE-base, E5-base-v2, Contriever and SPLADE). BBQ is a bias benchmark rather than a retrieval benchmark, and its large pre-existing stance imbalance dominates absolute fairness metrics (see the companion paper for a fuller treatment). On the pretrained encoders the R2 gap saturates at its maximum under the projection attack, which leaves no headroom for a fairness constraint to demonstrate benefit — a limitation of what can be measured on those back-ends rather than of the defenses. A neutral retrieval corpus would place the magnitudes on a representative footing, but none exists with the group and stance annotations this analysis needs; see Limitation 1 of the companion paper, where we argue that is the field's binding infrastructure problem rather than a gap in this study.</w:t>
       </w:r>
     </w:p>
     <w:p>
@@ -4429,7 +4631,7 @@
           <w:rFonts w:ascii="Times New Roman" w:hAnsi="Times New Roman" w:eastAsia="SimSun"/>
           <w:sz w:val="22"/>
         </w:rPr>
-        <w:t xml:space="preserve"> Three defenses from two mechanism families. Five vector back-ends are covered (our feature-hashing retriever, GTE-base, E5-base-v2, Contriever and SPLADE), but all are base-size checkpoints and all are English; covering the embedder-control [7] and constrained-optimisation [5] families would strengthen the generality of Finding 1; we argue the structural argument of §4 applies to both, since embedder control is also a fixed public map and constrained optimisation has a public objective. The back-end sweep does establish one negative result that bears on the literature: the </w:t>
+        <w:t xml:space="preserve"> Three defenses from two mechanism families. Six vector back-ends are covered (our feature-hashing retriever, GTE-base, E5-base-v2, Contriever, and SPLADE at both distil and efficient-large size), but all are base-size checkpoints and all are English; covering the embedder-control [7] and constrained-optimisation [5] families would strengthen the generality of Finding 1; we argue the structural argument of §4 applies to both, since embedder control is also a fixed public map and constrained optimisation has a public objective. The back-end sweep does establish one negative result that bears on the literature: the </w:t>
       </w:r>
       <w:r>
         <w:rPr>
@@ -5212,7 +5414,7 @@
           <w:rFonts w:ascii="Times New Roman" w:hAnsi="Times New Roman" w:eastAsia="SimSun"/>
           <w:sz w:val="22"/>
         </w:rPr>
-        <w:t>The five-back-end adaptive sweep of §5.2b is reproduced by:</w:t>
+        <w:t>The six-back-end adaptive sweep of §5.2b is reproduced by:</w:t>
       </w:r>
     </w:p>
     <w:p>

--- a/paper/manuscript_B_adaptive_v1.docx
+++ b/paper/manuscript_B_adaptive_v1.docx
@@ -43,7 +43,7 @@
           <w:rFonts w:ascii="Times New Roman" w:hAnsi="Times New Roman" w:eastAsia="SimSun"/>
           <w:sz w:val="22"/>
         </w:rPr>
-        <w:t>: Jiang Lu</w:t>
+        <w:t>: Lu Jiang</w:t>
       </w:r>
     </w:p>
     <w:p>
@@ -77,7 +77,7 @@
           <w:rFonts w:ascii="Times New Roman" w:hAnsi="Times New Roman" w:eastAsia="SimSun"/>
           <w:sz w:val="22"/>
         </w:rPr>
-        <w:t>: Jiang Lu (lujiang12@njust.edu.cn; luj00133@gmail.com). ORCID: 0009-0001-0717-2732.</w:t>
+        <w:t>: Lu Jiang (lujiang12@njust.edu.cn; luj00133@gmail.com). ORCID: 0009-0001-0717-2732.</w:t>
       </w:r>
     </w:p>
     <w:p>
